--- a/Laporan pembuatan sistem toko sembako.docx
+++ b/Laporan pembuatan sistem toko sembako.docx
@@ -71,7 +71,7 @@
           <w:szCs w:val="40"/>
           <w:lang w:val="id-ID"/>
         </w:rPr>
-        <w:t>[Nama Sistem]</w:t>
+        <w:t>Perancangan Sistem Informasi Penjualan dan Persediaan Barang pada Toko Sembako Berbasis Database</w:t>
       </w:r>
     </w:p>
     <w:p>
@@ -242,9 +242,9 @@
         <w:tblLook w:val="04A0" w:firstRow="1" w:lastRow="0" w:firstColumn="1" w:lastColumn="0" w:noHBand="0" w:noVBand="1"/>
       </w:tblPr>
       <w:tblGrid>
-        <w:gridCol w:w="2877"/>
-        <w:gridCol w:w="450"/>
-        <w:gridCol w:w="2822"/>
+        <w:gridCol w:w="3965"/>
+        <w:gridCol w:w="441"/>
+        <w:gridCol w:w="3900"/>
       </w:tblGrid>
       <w:tr>
         <w:trPr>
@@ -252,7 +252,7 @@
         </w:trPr>
         <w:tc>
           <w:tcPr>
-            <w:tcW w:w="2877" w:type="dxa"/>
+            <w:tcW w:w="4153" w:type="dxa"/>
           </w:tcPr>
           <w:p>
             <w:pPr>
@@ -275,7 +275,7 @@
                 <w:szCs w:val="28"/>
                 <w:lang w:val="id-ID"/>
               </w:rPr>
-              <w:t>Nama</w:t>
+              <w:t>Azizah Aulia R. Hamid</w:t>
             </w:r>
           </w:p>
         </w:tc>
@@ -306,7 +306,7 @@
         </w:tc>
         <w:tc>
           <w:tcPr>
-            <w:tcW w:w="2822" w:type="dxa"/>
+            <w:tcW w:w="4044" w:type="dxa"/>
           </w:tcPr>
           <w:p>
             <w:pPr>
@@ -329,7 +329,7 @@
                 <w:szCs w:val="28"/>
                 <w:lang w:val="id-ID"/>
               </w:rPr>
-              <w:t>NIM</w:t>
+              <w:t>20240140103</w:t>
             </w:r>
           </w:p>
         </w:tc>
@@ -340,7 +340,7 @@
         </w:trPr>
         <w:tc>
           <w:tcPr>
-            <w:tcW w:w="2877" w:type="dxa"/>
+            <w:tcW w:w="4153" w:type="dxa"/>
           </w:tcPr>
           <w:p>
             <w:pPr>
@@ -363,7 +363,18 @@
                 <w:szCs w:val="28"/>
                 <w:lang w:val="id-ID"/>
               </w:rPr>
-              <w:t>Nama</w:t>
+              <w:t>N</w:t>
+            </w:r>
+            <w:r>
+              <w:rPr>
+                <w:rFonts w:ascii="Times New Roman" w:hAnsi="Times New Roman" w:cs="Times New Roman"/>
+                <w:b/>
+                <w:bCs/>
+                <w:sz w:val="28"/>
+                <w:szCs w:val="28"/>
+                <w:lang w:val="id-ID"/>
+              </w:rPr>
+              <w:t>ur Natasya Alia</w:t>
             </w:r>
           </w:p>
         </w:tc>
@@ -398,7 +409,7 @@
         </w:tc>
         <w:tc>
           <w:tcPr>
-            <w:tcW w:w="2822" w:type="dxa"/>
+            <w:tcW w:w="4044" w:type="dxa"/>
           </w:tcPr>
           <w:p>
             <w:pPr>
@@ -421,7 +432,7 @@
                 <w:szCs w:val="28"/>
                 <w:lang w:val="id-ID"/>
               </w:rPr>
-              <w:t>NIM</w:t>
+              <w:t>20240140094</w:t>
             </w:r>
           </w:p>
         </w:tc>
@@ -432,7 +443,7 @@
         </w:trPr>
         <w:tc>
           <w:tcPr>
-            <w:tcW w:w="2877" w:type="dxa"/>
+            <w:tcW w:w="4153" w:type="dxa"/>
           </w:tcPr>
           <w:p>
             <w:pPr>
@@ -455,7 +466,7 @@
                 <w:szCs w:val="28"/>
                 <w:lang w:val="id-ID"/>
               </w:rPr>
-              <w:t>Nama</w:t>
+              <w:t>M. Zidane Al Hakim S.</w:t>
             </w:r>
           </w:p>
         </w:tc>
@@ -490,7 +501,7 @@
         </w:tc>
         <w:tc>
           <w:tcPr>
-            <w:tcW w:w="2822" w:type="dxa"/>
+            <w:tcW w:w="4044" w:type="dxa"/>
           </w:tcPr>
           <w:p>
             <w:pPr>
@@ -513,7 +524,7 @@
                 <w:szCs w:val="28"/>
                 <w:lang w:val="id-ID"/>
               </w:rPr>
-              <w:t>NIM</w:t>
+              <w:t>20240140084</w:t>
             </w:r>
           </w:p>
         </w:tc>
@@ -645,7 +656,7 @@
     </w:p>
     <w:p>
       <w:pPr>
-        <w:jc w:val="center"/>
+        <w:jc w:val="both"/>
         <w:rPr>
           <w:rFonts w:ascii="Times New Roman" w:hAnsi="Times New Roman" w:cs="Times New Roman"/>
           <w:b/>
@@ -694,7 +705,7 @@
               <w:numId w:val="0"/>
             </w:numPr>
             <w:ind w:left="284"/>
-            <w:jc w:val="center"/>
+            <w:jc w:val="both"/>
             <w:rPr>
               <w:lang w:val="id-ID"/>
             </w:rPr>
@@ -713,6 +724,7 @@
             <w:tabs>
               <w:tab w:val="right" w:leader="dot" w:pos="8296"/>
             </w:tabs>
+            <w:jc w:val="both"/>
             <w:rPr>
               <w:rFonts w:ascii="Times New Roman" w:eastAsiaTheme="minorEastAsia" w:hAnsi="Times New Roman" w:cs="Times New Roman"/>
               <w:noProof/>
@@ -821,6 +833,7 @@
               <w:tab w:val="left" w:pos="480"/>
               <w:tab w:val="right" w:leader="dot" w:pos="8296"/>
             </w:tabs>
+            <w:jc w:val="both"/>
             <w:rPr>
               <w:rFonts w:ascii="Times New Roman" w:eastAsiaTheme="minorEastAsia" w:hAnsi="Times New Roman" w:cs="Times New Roman"/>
               <w:noProof/>
@@ -925,6 +938,7 @@
               <w:tab w:val="left" w:pos="960"/>
               <w:tab w:val="right" w:leader="dot" w:pos="8296"/>
             </w:tabs>
+            <w:jc w:val="both"/>
             <w:rPr>
               <w:rFonts w:ascii="Times New Roman" w:eastAsiaTheme="minorEastAsia" w:hAnsi="Times New Roman" w:cs="Times New Roman"/>
               <w:noProof/>
@@ -1029,6 +1043,7 @@
               <w:tab w:val="left" w:pos="960"/>
               <w:tab w:val="right" w:leader="dot" w:pos="8296"/>
             </w:tabs>
+            <w:jc w:val="both"/>
             <w:rPr>
               <w:rFonts w:ascii="Times New Roman" w:eastAsiaTheme="minorEastAsia" w:hAnsi="Times New Roman" w:cs="Times New Roman"/>
               <w:noProof/>
@@ -1133,6 +1148,7 @@
               <w:tab w:val="left" w:pos="960"/>
               <w:tab w:val="right" w:leader="dot" w:pos="8296"/>
             </w:tabs>
+            <w:jc w:val="both"/>
             <w:rPr>
               <w:rFonts w:ascii="Times New Roman" w:eastAsiaTheme="minorEastAsia" w:hAnsi="Times New Roman" w:cs="Times New Roman"/>
               <w:noProof/>
@@ -1237,6 +1253,7 @@
               <w:tab w:val="left" w:pos="480"/>
               <w:tab w:val="right" w:leader="dot" w:pos="8296"/>
             </w:tabs>
+            <w:jc w:val="both"/>
             <w:rPr>
               <w:rFonts w:ascii="Times New Roman" w:eastAsiaTheme="minorEastAsia" w:hAnsi="Times New Roman" w:cs="Times New Roman"/>
               <w:noProof/>
@@ -1341,6 +1358,7 @@
               <w:tab w:val="left" w:pos="960"/>
               <w:tab w:val="right" w:leader="dot" w:pos="8296"/>
             </w:tabs>
+            <w:jc w:val="both"/>
             <w:rPr>
               <w:rFonts w:ascii="Times New Roman" w:eastAsiaTheme="minorEastAsia" w:hAnsi="Times New Roman" w:cs="Times New Roman"/>
               <w:noProof/>
@@ -1445,6 +1463,7 @@
               <w:tab w:val="left" w:pos="960"/>
               <w:tab w:val="right" w:leader="dot" w:pos="8296"/>
             </w:tabs>
+            <w:jc w:val="both"/>
             <w:rPr>
               <w:rFonts w:ascii="Times New Roman" w:eastAsiaTheme="minorEastAsia" w:hAnsi="Times New Roman" w:cs="Times New Roman"/>
               <w:noProof/>
@@ -1549,6 +1568,7 @@
               <w:tab w:val="left" w:pos="960"/>
               <w:tab w:val="right" w:leader="dot" w:pos="8296"/>
             </w:tabs>
+            <w:jc w:val="both"/>
             <w:rPr>
               <w:rFonts w:ascii="Times New Roman" w:eastAsiaTheme="minorEastAsia" w:hAnsi="Times New Roman" w:cs="Times New Roman"/>
               <w:noProof/>
@@ -1653,6 +1673,7 @@
               <w:tab w:val="left" w:pos="480"/>
               <w:tab w:val="right" w:leader="dot" w:pos="8296"/>
             </w:tabs>
+            <w:jc w:val="both"/>
             <w:rPr>
               <w:rFonts w:ascii="Times New Roman" w:eastAsiaTheme="minorEastAsia" w:hAnsi="Times New Roman" w:cs="Times New Roman"/>
               <w:noProof/>
@@ -1757,6 +1778,7 @@
               <w:tab w:val="left" w:pos="960"/>
               <w:tab w:val="right" w:leader="dot" w:pos="8296"/>
             </w:tabs>
+            <w:jc w:val="both"/>
             <w:rPr>
               <w:rFonts w:ascii="Times New Roman" w:eastAsiaTheme="minorEastAsia" w:hAnsi="Times New Roman" w:cs="Times New Roman"/>
               <w:noProof/>
@@ -1861,6 +1883,7 @@
               <w:tab w:val="left" w:pos="960"/>
               <w:tab w:val="right" w:leader="dot" w:pos="8296"/>
             </w:tabs>
+            <w:jc w:val="both"/>
             <w:rPr>
               <w:rFonts w:ascii="Times New Roman" w:eastAsiaTheme="minorEastAsia" w:hAnsi="Times New Roman" w:cs="Times New Roman"/>
               <w:noProof/>
@@ -1965,6 +1988,7 @@
               <w:tab w:val="left" w:pos="480"/>
               <w:tab w:val="right" w:leader="dot" w:pos="8296"/>
             </w:tabs>
+            <w:jc w:val="both"/>
             <w:rPr>
               <w:rFonts w:ascii="Times New Roman" w:eastAsiaTheme="minorEastAsia" w:hAnsi="Times New Roman" w:cs="Times New Roman"/>
               <w:noProof/>
@@ -2064,6 +2088,7 @@
         </w:p>
         <w:p>
           <w:pPr>
+            <w:jc w:val="both"/>
             <w:rPr>
               <w:lang w:val="id-ID"/>
             </w:rPr>
@@ -2084,6 +2109,7 @@
     <w:p>
       <w:pPr>
         <w:pStyle w:val="Heading1"/>
+        <w:jc w:val="both"/>
         <w:rPr>
           <w:lang w:val="id-ID"/>
         </w:rPr>
@@ -2100,6 +2126,7 @@
     <w:p>
       <w:pPr>
         <w:pStyle w:val="Heading1"/>
+        <w:jc w:val="both"/>
         <w:rPr>
           <w:lang w:val="id-ID"/>
         </w:rPr>
@@ -2117,6 +2144,7 @@
     <w:p>
       <w:pPr>
         <w:pStyle w:val="Heading2"/>
+        <w:jc w:val="both"/>
         <w:rPr>
           <w:lang w:val="id-ID"/>
         </w:rPr>
@@ -2129,10 +2157,32 @@
         <w:t>Deskripsi Umum Sistem</w:t>
       </w:r>
       <w:bookmarkEnd w:id="2"/>
+      <w:r>
+        <w:rPr>
+          <w:lang w:val="id-ID"/>
+        </w:rPr>
+        <w:t xml:space="preserve"> </w:t>
+      </w:r>
+    </w:p>
+    <w:p>
+      <w:pPr>
+        <w:ind w:firstLine="720"/>
+        <w:jc w:val="both"/>
+        <w:rPr>
+          <w:lang w:val="id-ID"/>
+        </w:rPr>
+      </w:pPr>
+      <w:r>
+        <w:rPr>
+          <w:lang w:val="id-ID"/>
+        </w:rPr>
+        <w:t>Sistem Informasi Kasir Toko Sembako (Jijehh_TokoSembako) adalah sebuah perangkat lunak berbasis desktop yang dirancang untuk membantu pengelolaan operasional harian pada sebuah toko sembako. Sistem ini memfasilitasi pencatatan data barang, pengelolaan data distributor, hingga pemantauan transaksi melalui laporan dan visualisasi grafik penjualan best seller secara terpusat.</w:t>
+      </w:r>
     </w:p>
     <w:p>
       <w:pPr>
         <w:pStyle w:val="Heading2"/>
+        <w:jc w:val="both"/>
         <w:rPr>
           <w:lang w:val="id-ID"/>
         </w:rPr>
@@ -2160,7 +2210,23 @@
     </w:p>
     <w:p>
       <w:pPr>
+        <w:ind w:firstLine="720"/>
+        <w:jc w:val="both"/>
+        <w:rPr>
+          <w:lang w:val="id-ID"/>
+        </w:rPr>
+      </w:pPr>
+      <w:r>
+        <w:rPr>
+          <w:lang w:val="id-ID"/>
+        </w:rPr>
+        <w:t>Sistem ini diimplementasikan untuk digunakan pada lingkungan back-office dan meja kasir toko sembako. Aplikasi ini dibangun menggunakan bahasa pemrograman C# dengan antarmuka Windows Forms. Untuk arsitektur penyimpanan data, sistem ini terintegrasi dengan basis data relasional Microsoft SQL Server terpusat menggunakan teknologi ADO.NET.</w:t>
+      </w:r>
+    </w:p>
+    <w:p>
+      <w:pPr>
         <w:pStyle w:val="Heading2"/>
+        <w:jc w:val="both"/>
         <w:rPr>
           <w:lang w:val="id-ID"/>
         </w:rPr>
@@ -2176,6 +2242,53 @@
     </w:p>
     <w:p>
       <w:pPr>
+        <w:pStyle w:val="ListParagraph"/>
+        <w:numPr>
+          <w:ilvl w:val="0"/>
+          <w:numId w:val="15"/>
+        </w:numPr>
+        <w:jc w:val="both"/>
+        <w:rPr>
+          <w:lang w:val="id-ID"/>
+        </w:rPr>
+      </w:pPr>
+      <w:r>
+        <w:rPr>
+          <w:lang w:val="id-ID"/>
+        </w:rPr>
+        <w:t>Modul Pembelajaran Pemrograman Visual dan ADO.NET.</w:t>
+      </w:r>
+    </w:p>
+    <w:p>
+      <w:pPr>
+        <w:pStyle w:val="ListParagraph"/>
+        <w:numPr>
+          <w:ilvl w:val="0"/>
+          <w:numId w:val="15"/>
+        </w:numPr>
+        <w:jc w:val="both"/>
+        <w:rPr>
+          <w:lang w:val="id-ID"/>
+        </w:rPr>
+      </w:pPr>
+      <w:r>
+        <w:rPr>
+          <w:lang w:val="id-ID"/>
+        </w:rPr>
+        <w:t>Dokumentasi resmi Microsoft terkait C# Windows Forms dan SQL Server.</w:t>
+      </w:r>
+    </w:p>
+    <w:p>
+      <w:pPr>
+        <w:jc w:val="both"/>
+        <w:rPr>
+          <w:lang w:val="id-ID"/>
+        </w:rPr>
+      </w:pPr>
+    </w:p>
+    <w:p>
+      <w:pPr>
+        <w:jc w:val="both"/>
         <w:rPr>
           <w:rFonts w:ascii="Times New Roman" w:eastAsiaTheme="majorEastAsia" w:hAnsi="Times New Roman" w:cs="Times New Roman"/>
           <w:b/>
@@ -2195,6 +2308,7 @@
     <w:p>
       <w:pPr>
         <w:pStyle w:val="Heading1"/>
+        <w:jc w:val="both"/>
         <w:rPr>
           <w:lang w:val="id-ID"/>
         </w:rPr>
@@ -2212,6 +2326,7 @@
     <w:p>
       <w:pPr>
         <w:pStyle w:val="Heading2"/>
+        <w:jc w:val="both"/>
         <w:rPr>
           <w:lang w:val="id-ID"/>
         </w:rPr>
@@ -2227,7 +2342,122 @@
     </w:p>
     <w:p>
       <w:pPr>
+        <w:pStyle w:val="ListParagraph"/>
+        <w:numPr>
+          <w:ilvl w:val="0"/>
+          <w:numId w:val="16"/>
+        </w:numPr>
+        <w:jc w:val="both"/>
+        <w:rPr>
+          <w:lang w:val="id-ID"/>
+        </w:rPr>
+      </w:pPr>
+      <w:r>
+        <w:rPr>
+          <w:lang w:val="id-ID"/>
+        </w:rPr>
+        <w:t>Autentikasi Multi-User (Login): Mengamankan sistem dengan hak akses berbeda untuk setiap role pengguna.</w:t>
+      </w:r>
+    </w:p>
+    <w:p>
+      <w:pPr>
+        <w:pStyle w:val="ListParagraph"/>
+        <w:numPr>
+          <w:ilvl w:val="0"/>
+          <w:numId w:val="16"/>
+        </w:numPr>
+        <w:jc w:val="both"/>
+        <w:rPr>
+          <w:lang w:val="id-ID"/>
+        </w:rPr>
+      </w:pPr>
+      <w:r>
+        <w:rPr>
+          <w:lang w:val="id-ID"/>
+        </w:rPr>
+        <w:t>Kelola Data Barang (CRUD): Fitur untuk menambah, menampilkan, mengubah, dan menghapus data stok barang (Beras, Minyak, dll).</w:t>
+      </w:r>
+    </w:p>
+    <w:p>
+      <w:pPr>
+        <w:pStyle w:val="ListParagraph"/>
+        <w:numPr>
+          <w:ilvl w:val="0"/>
+          <w:numId w:val="16"/>
+        </w:numPr>
+        <w:jc w:val="both"/>
+        <w:rPr>
+          <w:lang w:val="id-ID"/>
+        </w:rPr>
+      </w:pPr>
+      <w:r>
+        <w:rPr>
+          <w:lang w:val="id-ID"/>
+        </w:rPr>
+        <w:t>Pencarian Data (Search): Mencari data barang secara real-time berdasarkan nama barang.</w:t>
+      </w:r>
+    </w:p>
+    <w:p>
+      <w:pPr>
+        <w:pStyle w:val="ListParagraph"/>
+        <w:numPr>
+          <w:ilvl w:val="0"/>
+          <w:numId w:val="16"/>
+        </w:numPr>
+        <w:jc w:val="both"/>
+        <w:rPr>
+          <w:lang w:val="id-ID"/>
+        </w:rPr>
+      </w:pPr>
+      <w:r>
+        <w:rPr>
+          <w:lang w:val="id-ID"/>
+        </w:rPr>
+        <w:t>Kelola Data Distributor (CRUD): Pencatatan data supplier toko.</w:t>
+      </w:r>
+    </w:p>
+    <w:p>
+      <w:pPr>
+        <w:pStyle w:val="ListParagraph"/>
+        <w:numPr>
+          <w:ilvl w:val="0"/>
+          <w:numId w:val="16"/>
+        </w:numPr>
+        <w:jc w:val="both"/>
+        <w:rPr>
+          <w:lang w:val="id-ID"/>
+        </w:rPr>
+      </w:pPr>
+      <w:r>
+        <w:rPr>
+          <w:lang w:val="id-ID"/>
+        </w:rPr>
+        <w:t>Laporan &amp; Grafik: Menampilkan tabel riwayat transaksi dan memvisualisasikan produk dengan penjualan tertinggi (Best Seller) menggunakan diagram batang.</w:t>
+      </w:r>
+    </w:p>
+    <w:p>
+      <w:pPr>
+        <w:pStyle w:val="ListParagraph"/>
+        <w:numPr>
+          <w:ilvl w:val="0"/>
+          <w:numId w:val="16"/>
+        </w:numPr>
+        <w:jc w:val="both"/>
+        <w:rPr>
+          <w:lang w:val="id-ID"/>
+        </w:rPr>
+      </w:pPr>
+      <w:r>
+        <w:rPr>
+          <w:lang w:val="id-ID"/>
+        </w:rPr>
+        <w:t>Validasi Input: Mencegah error dengan memastikan kotak numerik (seperti Harga, Stok, dan No. Telepon) hanya dapat diisi oleh angka.</w:t>
+      </w:r>
+    </w:p>
+    <w:p>
+      <w:pPr>
         <w:pStyle w:val="Heading2"/>
+        <w:jc w:val="both"/>
         <w:rPr>
           <w:lang w:val="id-ID"/>
         </w:rPr>
@@ -2243,7 +2473,65 @@
     </w:p>
     <w:p>
       <w:pPr>
+        <w:pStyle w:val="ListParagraph"/>
+        <w:numPr>
+          <w:ilvl w:val="0"/>
+          <w:numId w:val="17"/>
+        </w:numPr>
+        <w:jc w:val="both"/>
+        <w:rPr>
+          <w:lang w:val="id-ID"/>
+        </w:rPr>
+      </w:pPr>
+      <w:r>
+        <w:rPr>
+          <w:lang w:val="id-ID"/>
+        </w:rPr>
+        <w:t>Owner: Memiliki akses penuh ke Dashboard utama, dapat mengelola data Distributor, dan melihat Laporan Transaksi serta Grafik Best Seller.</w:t>
+      </w:r>
+    </w:p>
+    <w:p>
+      <w:pPr>
+        <w:pStyle w:val="ListParagraph"/>
+        <w:numPr>
+          <w:ilvl w:val="0"/>
+          <w:numId w:val="17"/>
+        </w:numPr>
+        <w:jc w:val="both"/>
+        <w:rPr>
+          <w:lang w:val="id-ID"/>
+        </w:rPr>
+      </w:pPr>
+      <w:r>
+        <w:rPr>
+          <w:lang w:val="id-ID"/>
+        </w:rPr>
+        <w:t>Kasir: Memiliki akses ke Dashboard utama untuk melakukan pencatatan transaksi kasir.</w:t>
+      </w:r>
+    </w:p>
+    <w:p>
+      <w:pPr>
+        <w:pStyle w:val="ListParagraph"/>
+        <w:numPr>
+          <w:ilvl w:val="0"/>
+          <w:numId w:val="17"/>
+        </w:numPr>
+        <w:jc w:val="both"/>
+        <w:rPr>
+          <w:lang w:val="id-ID"/>
+        </w:rPr>
+      </w:pPr>
+      <w:r>
+        <w:rPr>
+          <w:lang w:val="id-ID"/>
+        </w:rPr>
+        <w:t>Stok Barang (Gudang): Diarahkan langsung menuju antarmuka Kelola Data Barang untuk fokus mengawasi dan melakukan update stok sembako secara berkala</w:t>
+      </w:r>
+    </w:p>
+    <w:p>
+      <w:pPr>
         <w:pStyle w:val="Heading2"/>
+        <w:jc w:val="both"/>
         <w:rPr>
           <w:lang w:val="id-ID"/>
         </w:rPr>
@@ -2259,6 +2547,59 @@
     </w:p>
     <w:p>
       <w:pPr>
+        <w:jc w:val="both"/>
+        <w:rPr>
+          <w:lang w:val="id-ID"/>
+        </w:rPr>
+      </w:pPr>
+      <w:r>
+        <w:rPr>
+          <w:lang w:val="id-ID"/>
+        </w:rPr>
+        <w:t>Sistem membutuhkan spesifikasi minimum sebagai berikut untuk dapat berjalan lancar:</w:t>
+      </w:r>
+    </w:p>
+    <w:p>
+      <w:pPr>
+        <w:pStyle w:val="ListParagraph"/>
+        <w:numPr>
+          <w:ilvl w:val="0"/>
+          <w:numId w:val="16"/>
+        </w:numPr>
+        <w:jc w:val="both"/>
+        <w:rPr>
+          <w:lang w:val="id-ID"/>
+        </w:rPr>
+      </w:pPr>
+      <w:r>
+        <w:rPr>
+          <w:lang w:val="id-ID"/>
+        </w:rPr>
+        <w:t>Perangkat Keras (Hardware): PC/Laptop dengan prosesor minimum Intel Core i3 / AMD Ryzen 3, RAM minimal 4 GB, dan penyimpanan storage minimal 256 GB.</w:t>
+      </w:r>
+    </w:p>
+    <w:p>
+      <w:pPr>
+        <w:pStyle w:val="ListParagraph"/>
+        <w:numPr>
+          <w:ilvl w:val="0"/>
+          <w:numId w:val="16"/>
+        </w:numPr>
+        <w:jc w:val="both"/>
+        <w:rPr>
+          <w:lang w:val="id-ID"/>
+        </w:rPr>
+      </w:pPr>
+      <w:r>
+        <w:rPr>
+          <w:lang w:val="id-ID"/>
+        </w:rPr>
+        <w:t>Perangkat Lunak (Software): Sistem Operasi Windows 10/11, Microsoft Visual Studio, Microsoft SQL Server Management Studio (SSMS), dan .NET Framework.</w:t>
+      </w:r>
+    </w:p>
+    <w:p>
+      <w:pPr>
+        <w:jc w:val="both"/>
         <w:rPr>
           <w:rFonts w:ascii="Times New Roman" w:eastAsiaTheme="majorEastAsia" w:hAnsi="Times New Roman" w:cs="Times New Roman"/>
           <w:b/>
@@ -2278,6 +2619,7 @@
     <w:p>
       <w:pPr>
         <w:pStyle w:val="Heading1"/>
+        <w:jc w:val="both"/>
         <w:rPr>
           <w:lang w:val="id-ID"/>
         </w:rPr>
@@ -2295,6 +2637,7 @@
     <w:p>
       <w:pPr>
         <w:pStyle w:val="Heading2"/>
+        <w:jc w:val="both"/>
         <w:rPr>
           <w:lang w:val="id-ID"/>
         </w:rPr>
@@ -2310,7 +2653,97 @@
     </w:p>
     <w:p>
       <w:pPr>
+        <w:jc w:val="both"/>
+        <w:rPr>
+          <w:lang w:val="id-ID"/>
+        </w:rPr>
+      </w:pPr>
+      <w:r>
+        <w:rPr>
+          <w:lang w:val="id-ID"/>
+        </w:rPr>
+        <w:t>Basis data DB_TokoSembako dirancang secara relasional yang terdiri dari beberapa tabel utama untuk mendukung seluruh fitur aplikasi, yaitu tabel Users (untuk autentikasi), Barang (data stok), Distributor (data supplier), dan Transaksi (pencatatan laporan).</w:t>
+      </w:r>
+    </w:p>
+    <w:p>
+      <w:pPr>
+        <w:pStyle w:val="ListParagraph"/>
+        <w:numPr>
+          <w:ilvl w:val="0"/>
+          <w:numId w:val="16"/>
+        </w:numPr>
+        <w:jc w:val="both"/>
+        <w:rPr>
+          <w:lang w:val="id-ID"/>
+        </w:rPr>
+      </w:pPr>
+      <w:r>
+        <w:rPr>
+          <w:lang w:val="id-ID"/>
+        </w:rPr>
+        <w:t>Class Diagram</w:t>
+      </w:r>
+    </w:p>
+    <w:p>
+      <w:pPr>
+        <w:jc w:val="both"/>
+        <w:rPr>
+          <w:lang w:val="id-ID"/>
+        </w:rPr>
+      </w:pPr>
+      <w:r>
+        <w:rPr>
+          <w:lang w:val="id-ID"/>
+        </w:rPr>
+        <w:drawing>
+          <wp:inline distT="0" distB="0" distL="0" distR="0" wp14:anchorId="0EE7B409" wp14:editId="53CA0B7E">
+            <wp:extent cx="5274310" cy="1542415"/>
+            <wp:effectExtent l="0" t="0" r="2540" b="635"/>
+            <wp:docPr id="1111137138" name="Picture 1"/>
+            <wp:cNvGraphicFramePr>
+              <a:graphicFrameLocks xmlns:a="http://schemas.openxmlformats.org/drawingml/2006/main" noChangeAspect="1"/>
+            </wp:cNvGraphicFramePr>
+            <a:graphic xmlns:a="http://schemas.openxmlformats.org/drawingml/2006/main">
+              <a:graphicData uri="http://schemas.openxmlformats.org/drawingml/2006/picture">
+                <pic:pic xmlns:pic="http://schemas.openxmlformats.org/drawingml/2006/picture">
+                  <pic:nvPicPr>
+                    <pic:cNvPr id="1111137138" name=""/>
+                    <pic:cNvPicPr/>
+                  </pic:nvPicPr>
+                  <pic:blipFill>
+                    <a:blip r:embed="rId9"/>
+                    <a:stretch>
+                      <a:fillRect/>
+                    </a:stretch>
+                  </pic:blipFill>
+                  <pic:spPr>
+                    <a:xfrm>
+                      <a:off x="0" y="0"/>
+                      <a:ext cx="5274310" cy="1542415"/>
+                    </a:xfrm>
+                    <a:prstGeom prst="rect">
+                      <a:avLst/>
+                    </a:prstGeom>
+                  </pic:spPr>
+                </pic:pic>
+              </a:graphicData>
+            </a:graphic>
+          </wp:inline>
+        </w:drawing>
+      </w:r>
+    </w:p>
+    <w:p>
+      <w:pPr>
+        <w:jc w:val="both"/>
+        <w:rPr>
+          <w:lang w:val="id-ID"/>
+        </w:rPr>
+      </w:pPr>
+    </w:p>
+    <w:p>
+      <w:pPr>
         <w:pStyle w:val="Heading2"/>
+        <w:jc w:val="both"/>
         <w:rPr>
           <w:lang w:val="id-ID"/>
         </w:rPr>
@@ -2326,6 +2759,198 @@
     </w:p>
     <w:p>
       <w:pPr>
+        <w:pStyle w:val="ListParagraph"/>
+        <w:numPr>
+          <w:ilvl w:val="0"/>
+          <w:numId w:val="16"/>
+        </w:numPr>
+        <w:rPr>
+          <w:lang w:val="id-ID"/>
+        </w:rPr>
+      </w:pPr>
+      <w:r>
+        <w:rPr>
+          <w:lang w:val="id-ID"/>
+        </w:rPr>
+        <w:t>Use Case Diagram</w:t>
+      </w:r>
+    </w:p>
+    <w:p>
+      <w:pPr>
+        <w:rPr>
+          <w:lang w:val="id-ID"/>
+        </w:rPr>
+      </w:pPr>
+      <w:r>
+        <w:rPr>
+          <w:noProof/>
+        </w:rPr>
+        <w:drawing>
+          <wp:inline distT="0" distB="0" distL="0" distR="0" wp14:anchorId="038EF98C" wp14:editId="43DF5646">
+            <wp:extent cx="5274310" cy="4288155"/>
+            <wp:effectExtent l="0" t="0" r="2540" b="0"/>
+            <wp:docPr id="1250974676" name="Picture 3"/>
+            <wp:cNvGraphicFramePr>
+              <a:graphicFrameLocks xmlns:a="http://schemas.openxmlformats.org/drawingml/2006/main" noChangeAspect="1"/>
+            </wp:cNvGraphicFramePr>
+            <a:graphic xmlns:a="http://schemas.openxmlformats.org/drawingml/2006/main">
+              <a:graphicData uri="http://schemas.openxmlformats.org/drawingml/2006/picture">
+                <pic:pic xmlns:pic="http://schemas.openxmlformats.org/drawingml/2006/picture">
+                  <pic:nvPicPr>
+                    <pic:cNvPr id="0" name="Picture 5"/>
+                    <pic:cNvPicPr>
+                      <a:picLocks noChangeAspect="1" noChangeArrowheads="1"/>
+                    </pic:cNvPicPr>
+                  </pic:nvPicPr>
+                  <pic:blipFill>
+                    <a:blip r:embed="rId10">
+                      <a:extLst>
+                        <a:ext uri="{28A0092B-C50C-407E-A947-70E740481C1C}">
+                          <a14:useLocalDpi xmlns:a14="http://schemas.microsoft.com/office/drawing/2010/main" val="0"/>
+                        </a:ext>
+                      </a:extLst>
+                    </a:blip>
+                    <a:srcRect/>
+                    <a:stretch>
+                      <a:fillRect/>
+                    </a:stretch>
+                  </pic:blipFill>
+                  <pic:spPr bwMode="auto">
+                    <a:xfrm>
+                      <a:off x="0" y="0"/>
+                      <a:ext cx="5274310" cy="4288155"/>
+                    </a:xfrm>
+                    <a:prstGeom prst="rect">
+                      <a:avLst/>
+                    </a:prstGeom>
+                    <a:noFill/>
+                    <a:ln>
+                      <a:noFill/>
+                    </a:ln>
+                  </pic:spPr>
+                </pic:pic>
+              </a:graphicData>
+            </a:graphic>
+          </wp:inline>
+        </w:drawing>
+      </w:r>
+    </w:p>
+    <w:p>
+      <w:pPr>
+        <w:rPr>
+          <w:lang w:val="id-ID"/>
+        </w:rPr>
+      </w:pPr>
+    </w:p>
+    <w:p>
+      <w:pPr>
+        <w:rPr>
+          <w:lang w:val="id-ID"/>
+        </w:rPr>
+      </w:pPr>
+    </w:p>
+    <w:p>
+      <w:pPr>
+        <w:rPr>
+          <w:lang w:val="id-ID"/>
+        </w:rPr>
+      </w:pPr>
+    </w:p>
+    <w:p>
+      <w:pPr>
+        <w:rPr>
+          <w:lang w:val="id-ID"/>
+        </w:rPr>
+      </w:pPr>
+    </w:p>
+    <w:p>
+      <w:pPr>
+        <w:rPr>
+          <w:lang w:val="id-ID"/>
+        </w:rPr>
+      </w:pPr>
+    </w:p>
+    <w:p>
+      <w:pPr>
+        <w:pStyle w:val="ListParagraph"/>
+        <w:numPr>
+          <w:ilvl w:val="0"/>
+          <w:numId w:val="16"/>
+        </w:numPr>
+        <w:rPr>
+          <w:lang w:val="id-ID"/>
+        </w:rPr>
+      </w:pPr>
+      <w:r>
+        <w:rPr>
+          <w:lang w:val="id-ID"/>
+        </w:rPr>
+        <w:t>Activity Diagram</w:t>
+      </w:r>
+    </w:p>
+    <w:p>
+      <w:pPr>
+        <w:rPr>
+          <w:lang w:val="id-ID"/>
+        </w:rPr>
+      </w:pPr>
+      <w:r>
+        <w:rPr>
+          <w:noProof/>
+        </w:rPr>
+        <w:drawing>
+          <wp:inline distT="0" distB="0" distL="0" distR="0" wp14:anchorId="321C4F7C" wp14:editId="7EFCFD5A">
+            <wp:extent cx="5274310" cy="5676900"/>
+            <wp:effectExtent l="0" t="0" r="2540" b="0"/>
+            <wp:docPr id="327598324" name="Picture 2"/>
+            <wp:cNvGraphicFramePr>
+              <a:graphicFrameLocks xmlns:a="http://schemas.openxmlformats.org/drawingml/2006/main" noChangeAspect="1"/>
+            </wp:cNvGraphicFramePr>
+            <a:graphic xmlns:a="http://schemas.openxmlformats.org/drawingml/2006/main">
+              <a:graphicData uri="http://schemas.openxmlformats.org/drawingml/2006/picture">
+                <pic:pic xmlns:pic="http://schemas.openxmlformats.org/drawingml/2006/picture">
+                  <pic:nvPicPr>
+                    <pic:cNvPr id="0" name="Picture 3"/>
+                    <pic:cNvPicPr>
+                      <a:picLocks noChangeAspect="1" noChangeArrowheads="1"/>
+                    </pic:cNvPicPr>
+                  </pic:nvPicPr>
+                  <pic:blipFill>
+                    <a:blip r:embed="rId11">
+                      <a:extLst>
+                        <a:ext uri="{28A0092B-C50C-407E-A947-70E740481C1C}">
+                          <a14:useLocalDpi xmlns:a14="http://schemas.microsoft.com/office/drawing/2010/main" val="0"/>
+                        </a:ext>
+                      </a:extLst>
+                    </a:blip>
+                    <a:srcRect/>
+                    <a:stretch>
+                      <a:fillRect/>
+                    </a:stretch>
+                  </pic:blipFill>
+                  <pic:spPr bwMode="auto">
+                    <a:xfrm>
+                      <a:off x="0" y="0"/>
+                      <a:ext cx="5274310" cy="5676900"/>
+                    </a:xfrm>
+                    <a:prstGeom prst="rect">
+                      <a:avLst/>
+                    </a:prstGeom>
+                    <a:noFill/>
+                    <a:ln>
+                      <a:noFill/>
+                    </a:ln>
+                  </pic:spPr>
+                </pic:pic>
+              </a:graphicData>
+            </a:graphic>
+          </wp:inline>
+        </w:drawing>
+      </w:r>
+    </w:p>
+    <w:p>
+      <w:pPr>
+        <w:jc w:val="both"/>
         <w:rPr>
           <w:rFonts w:ascii="Times New Roman" w:eastAsiaTheme="majorEastAsia" w:hAnsi="Times New Roman" w:cs="Times New Roman"/>
           <w:b/>
@@ -2345,6 +2970,7 @@
     <w:p>
       <w:pPr>
         <w:pStyle w:val="Heading1"/>
+        <w:jc w:val="both"/>
         <w:rPr>
           <w:lang w:val="id-ID"/>
         </w:rPr>
@@ -2361,6 +2987,7 @@
     </w:p>
     <w:p>
       <w:pPr>
+        <w:jc w:val="both"/>
         <w:rPr>
           <w:lang w:val="id-ID"/>
         </w:rPr>
@@ -2380,6 +3007,7 @@
     </w:p>
     <w:p>
       <w:pPr>
+        <w:jc w:val="both"/>
         <w:rPr>
           <w:lang w:val="id-ID"/>
         </w:rPr>
@@ -2388,6 +3016,7 @@
     <w:p>
       <w:pPr>
         <w:pStyle w:val="Heading1"/>
+        <w:jc w:val="both"/>
       </w:pPr>
       <w:r>
         <w:t xml:space="preserve">Lampiran </w:t>
@@ -2413,6 +3042,7 @@
           <w:ilvl w:val="0"/>
           <w:numId w:val="14"/>
         </w:numPr>
+        <w:jc w:val="both"/>
         <w:rPr>
           <w:lang w:val="en-US"/>
         </w:rPr>
@@ -2441,6 +3071,7 @@
     <w:p>
       <w:pPr>
         <w:pStyle w:val="ListParagraph"/>
+        <w:jc w:val="both"/>
         <w:rPr>
           <w:lang w:val="en-US"/>
         </w:rPr>
@@ -2465,7 +3096,7 @@
                     <pic:cNvPicPr/>
                   </pic:nvPicPr>
                   <pic:blipFill>
-                    <a:blip r:embed="rId9"/>
+                    <a:blip r:embed="rId12"/>
                     <a:stretch>
                       <a:fillRect/>
                     </a:stretch>
@@ -2489,6 +3120,7 @@
     <w:p>
       <w:pPr>
         <w:pStyle w:val="ListParagraph"/>
+        <w:jc w:val="both"/>
         <w:rPr>
           <w:lang w:val="en-US"/>
         </w:rPr>
@@ -2501,6 +3133,7 @@
           <w:ilvl w:val="0"/>
           <w:numId w:val="14"/>
         </w:numPr>
+        <w:jc w:val="both"/>
         <w:rPr>
           <w:lang w:val="en-US"/>
         </w:rPr>
@@ -2523,6 +3156,7 @@
     <w:p>
       <w:pPr>
         <w:pStyle w:val="ListParagraph"/>
+        <w:jc w:val="both"/>
         <w:rPr>
           <w:lang w:val="en-US"/>
         </w:rPr>
@@ -2544,228 +3178,6 @@
                 <pic:pic xmlns:pic="http://schemas.openxmlformats.org/drawingml/2006/picture">
                   <pic:nvPicPr>
                     <pic:cNvPr id="1239285329" name=""/>
-                    <pic:cNvPicPr/>
-                  </pic:nvPicPr>
-                  <pic:blipFill>
-                    <a:blip r:embed="rId10"/>
-                    <a:stretch>
-                      <a:fillRect/>
-                    </a:stretch>
-                  </pic:blipFill>
-                  <pic:spPr>
-                    <a:xfrm>
-                      <a:off x="0" y="0"/>
-                      <a:ext cx="5274310" cy="2966720"/>
-                    </a:xfrm>
-                    <a:prstGeom prst="rect">
-                      <a:avLst/>
-                    </a:prstGeom>
-                  </pic:spPr>
-                </pic:pic>
-              </a:graphicData>
-            </a:graphic>
-          </wp:inline>
-        </w:drawing>
-      </w:r>
-    </w:p>
-    <w:p>
-      <w:pPr>
-        <w:pStyle w:val="ListParagraph"/>
-        <w:rPr>
-          <w:lang w:val="en-US"/>
-        </w:rPr>
-      </w:pPr>
-    </w:p>
-    <w:p>
-      <w:pPr>
-        <w:pStyle w:val="ListParagraph"/>
-        <w:numPr>
-          <w:ilvl w:val="0"/>
-          <w:numId w:val="14"/>
-        </w:numPr>
-        <w:rPr>
-          <w:lang w:val="en-US"/>
-        </w:rPr>
-      </w:pPr>
-      <w:proofErr w:type="spellStart"/>
-      <w:r>
-        <w:rPr>
-          <w:lang w:val="en-US"/>
-        </w:rPr>
-        <w:t>Menyimpan</w:t>
-      </w:r>
-      <w:proofErr w:type="spellEnd"/>
-      <w:r>
-        <w:rPr>
-          <w:lang w:val="en-US"/>
-        </w:rPr>
-        <w:t xml:space="preserve"> data</w:t>
-      </w:r>
-    </w:p>
-    <w:p>
-      <w:pPr>
-        <w:pStyle w:val="ListParagraph"/>
-        <w:rPr>
-          <w:lang w:val="en-US"/>
-        </w:rPr>
-      </w:pPr>
-      <w:r>
-        <w:rPr>
-          <w:lang w:val="en-US"/>
-        </w:rPr>
-        <w:lastRenderedPageBreak/>
-        <w:drawing>
-          <wp:inline distT="0" distB="0" distL="0" distR="0" wp14:anchorId="7CE72AD1" wp14:editId="1808EDC4">
-            <wp:extent cx="5274310" cy="2966720"/>
-            <wp:effectExtent l="0" t="0" r="2540" b="5080"/>
-            <wp:docPr id="1814728738" name="Picture 1"/>
-            <wp:cNvGraphicFramePr>
-              <a:graphicFrameLocks xmlns:a="http://schemas.openxmlformats.org/drawingml/2006/main" noChangeAspect="1"/>
-            </wp:cNvGraphicFramePr>
-            <a:graphic xmlns:a="http://schemas.openxmlformats.org/drawingml/2006/main">
-              <a:graphicData uri="http://schemas.openxmlformats.org/drawingml/2006/picture">
-                <pic:pic xmlns:pic="http://schemas.openxmlformats.org/drawingml/2006/picture">
-                  <pic:nvPicPr>
-                    <pic:cNvPr id="1814728738" name=""/>
-                    <pic:cNvPicPr/>
-                  </pic:nvPicPr>
-                  <pic:blipFill>
-                    <a:blip r:embed="rId11"/>
-                    <a:stretch>
-                      <a:fillRect/>
-                    </a:stretch>
-                  </pic:blipFill>
-                  <pic:spPr>
-                    <a:xfrm>
-                      <a:off x="0" y="0"/>
-                      <a:ext cx="5274310" cy="2966720"/>
-                    </a:xfrm>
-                    <a:prstGeom prst="rect">
-                      <a:avLst/>
-                    </a:prstGeom>
-                  </pic:spPr>
-                </pic:pic>
-              </a:graphicData>
-            </a:graphic>
-          </wp:inline>
-        </w:drawing>
-      </w:r>
-    </w:p>
-    <w:p>
-      <w:pPr>
-        <w:pStyle w:val="ListParagraph"/>
-        <w:rPr>
-          <w:lang w:val="en-US"/>
-        </w:rPr>
-      </w:pPr>
-    </w:p>
-    <w:p>
-      <w:pPr>
-        <w:pStyle w:val="ListParagraph"/>
-        <w:numPr>
-          <w:ilvl w:val="0"/>
-          <w:numId w:val="14"/>
-        </w:numPr>
-        <w:rPr>
-          <w:lang w:val="en-US"/>
-        </w:rPr>
-      </w:pPr>
-      <w:proofErr w:type="spellStart"/>
-      <w:r>
-        <w:rPr>
-          <w:lang w:val="en-US"/>
-        </w:rPr>
-        <w:t>Mengubah</w:t>
-      </w:r>
-      <w:proofErr w:type="spellEnd"/>
-      <w:r>
-        <w:rPr>
-          <w:lang w:val="en-US"/>
-        </w:rPr>
-        <w:t xml:space="preserve"> data</w:t>
-      </w:r>
-    </w:p>
-    <w:p>
-      <w:pPr>
-        <w:pStyle w:val="ListParagraph"/>
-        <w:rPr>
-          <w:lang w:val="en-US"/>
-        </w:rPr>
-      </w:pPr>
-      <w:r>
-        <w:rPr>
-          <w:lang w:val="en-US"/>
-        </w:rPr>
-        <w:drawing>
-          <wp:inline distT="0" distB="0" distL="0" distR="0" wp14:anchorId="1E5F7301" wp14:editId="594869C6">
-            <wp:extent cx="5274310" cy="3995420"/>
-            <wp:effectExtent l="0" t="0" r="2540" b="5080"/>
-            <wp:docPr id="1307171909" name="Picture 1"/>
-            <wp:cNvGraphicFramePr>
-              <a:graphicFrameLocks xmlns:a="http://schemas.openxmlformats.org/drawingml/2006/main" noChangeAspect="1"/>
-            </wp:cNvGraphicFramePr>
-            <a:graphic xmlns:a="http://schemas.openxmlformats.org/drawingml/2006/main">
-              <a:graphicData uri="http://schemas.openxmlformats.org/drawingml/2006/picture">
-                <pic:pic xmlns:pic="http://schemas.openxmlformats.org/drawingml/2006/picture">
-                  <pic:nvPicPr>
-                    <pic:cNvPr id="1307171909" name=""/>
-                    <pic:cNvPicPr/>
-                  </pic:nvPicPr>
-                  <pic:blipFill>
-                    <a:blip r:embed="rId12"/>
-                    <a:stretch>
-                      <a:fillRect/>
-                    </a:stretch>
-                  </pic:blipFill>
-                  <pic:spPr>
-                    <a:xfrm>
-                      <a:off x="0" y="0"/>
-                      <a:ext cx="5274310" cy="3995420"/>
-                    </a:xfrm>
-                    <a:prstGeom prst="rect">
-                      <a:avLst/>
-                    </a:prstGeom>
-                  </pic:spPr>
-                </pic:pic>
-              </a:graphicData>
-            </a:graphic>
-          </wp:inline>
-        </w:drawing>
-      </w:r>
-    </w:p>
-    <w:p>
-      <w:pPr>
-        <w:pStyle w:val="ListParagraph"/>
-        <w:rPr>
-          <w:lang w:val="en-US"/>
-        </w:rPr>
-      </w:pPr>
-    </w:p>
-    <w:p>
-      <w:pPr>
-        <w:pStyle w:val="ListParagraph"/>
-        <w:rPr>
-          <w:lang w:val="en-US"/>
-        </w:rPr>
-      </w:pPr>
-      <w:r>
-        <w:rPr>
-          <w:lang w:val="en-US"/>
-        </w:rPr>
-        <w:lastRenderedPageBreak/>
-        <w:drawing>
-          <wp:inline distT="0" distB="0" distL="0" distR="0" wp14:anchorId="68134760" wp14:editId="3EE655CB">
-            <wp:extent cx="5274310" cy="2966720"/>
-            <wp:effectExtent l="0" t="0" r="2540" b="5080"/>
-            <wp:docPr id="1935630150" name="Picture 1"/>
-            <wp:cNvGraphicFramePr>
-              <a:graphicFrameLocks xmlns:a="http://schemas.openxmlformats.org/drawingml/2006/main" noChangeAspect="1"/>
-            </wp:cNvGraphicFramePr>
-            <a:graphic xmlns:a="http://schemas.openxmlformats.org/drawingml/2006/main">
-              <a:graphicData uri="http://schemas.openxmlformats.org/drawingml/2006/picture">
-                <pic:pic xmlns:pic="http://schemas.openxmlformats.org/drawingml/2006/picture">
-                  <pic:nvPicPr>
-                    <pic:cNvPr id="1935630150" name=""/>
                     <pic:cNvPicPr/>
                   </pic:nvPicPr>
                   <pic:blipFill>
@@ -2793,22 +3205,7 @@
     <w:p>
       <w:pPr>
         <w:pStyle w:val="ListParagraph"/>
-        <w:rPr>
-          <w:lang w:val="en-US"/>
-        </w:rPr>
-      </w:pPr>
-    </w:p>
-    <w:p>
-      <w:pPr>
-        <w:pStyle w:val="ListParagraph"/>
-        <w:rPr>
-          <w:lang w:val="en-US"/>
-        </w:rPr>
-      </w:pPr>
-    </w:p>
-    <w:p>
-      <w:pPr>
-        <w:pStyle w:val="ListParagraph"/>
+        <w:jc w:val="both"/>
         <w:rPr>
           <w:lang w:val="en-US"/>
         </w:rPr>
@@ -2821,6 +3218,7 @@
           <w:ilvl w:val="0"/>
           <w:numId w:val="14"/>
         </w:numPr>
+        <w:jc w:val="both"/>
         <w:rPr>
           <w:lang w:val="en-US"/>
         </w:rPr>
@@ -2830,19 +3228,20 @@
         <w:rPr>
           <w:lang w:val="en-US"/>
         </w:rPr>
-        <w:t>Menghapus</w:t>
+        <w:t>Menyimpan</w:t>
       </w:r>
       <w:proofErr w:type="spellEnd"/>
       <w:r>
         <w:rPr>
           <w:lang w:val="en-US"/>
         </w:rPr>
-        <w:t xml:space="preserve"> Data</w:t>
-      </w:r>
-    </w:p>
-    <w:p>
-      <w:pPr>
-        <w:pStyle w:val="ListParagraph"/>
+        <w:t xml:space="preserve"> data</w:t>
+      </w:r>
+    </w:p>
+    <w:p>
+      <w:pPr>
+        <w:pStyle w:val="ListParagraph"/>
+        <w:jc w:val="both"/>
         <w:rPr>
           <w:lang w:val="en-US"/>
         </w:rPr>
@@ -2851,11 +3250,12 @@
         <w:rPr>
           <w:lang w:val="en-US"/>
         </w:rPr>
+        <w:lastRenderedPageBreak/>
         <w:drawing>
-          <wp:inline distT="0" distB="0" distL="0" distR="0" wp14:anchorId="0B8DCD4F" wp14:editId="5B67320B">
+          <wp:inline distT="0" distB="0" distL="0" distR="0" wp14:anchorId="7CE72AD1" wp14:editId="1808EDC4">
             <wp:extent cx="5274310" cy="2966720"/>
             <wp:effectExtent l="0" t="0" r="2540" b="5080"/>
-            <wp:docPr id="1168250232" name="Picture 1"/>
+            <wp:docPr id="1814728738" name="Picture 1"/>
             <wp:cNvGraphicFramePr>
               <a:graphicFrameLocks xmlns:a="http://schemas.openxmlformats.org/drawingml/2006/main" noChangeAspect="1"/>
             </wp:cNvGraphicFramePr>
@@ -2863,7 +3263,7 @@
               <a:graphicData uri="http://schemas.openxmlformats.org/drawingml/2006/picture">
                 <pic:pic xmlns:pic="http://schemas.openxmlformats.org/drawingml/2006/picture">
                   <pic:nvPicPr>
-                    <pic:cNvPr id="1168250232" name=""/>
+                    <pic:cNvPr id="1814728738" name=""/>
                     <pic:cNvPicPr/>
                   </pic:nvPicPr>
                   <pic:blipFill>
@@ -2891,6 +3291,7 @@
     <w:p>
       <w:pPr>
         <w:pStyle w:val="ListParagraph"/>
+        <w:jc w:val="both"/>
         <w:rPr>
           <w:lang w:val="en-US"/>
         </w:rPr>
@@ -2903,6 +3304,7 @@
           <w:ilvl w:val="0"/>
           <w:numId w:val="14"/>
         </w:numPr>
+        <w:jc w:val="both"/>
         <w:rPr>
           <w:lang w:val="en-US"/>
         </w:rPr>
@@ -2912,41 +3314,33 @@
         <w:rPr>
           <w:lang w:val="en-US"/>
         </w:rPr>
-        <w:t>Menambahkan</w:t>
+        <w:t>Mengubah</w:t>
       </w:r>
       <w:proofErr w:type="spellEnd"/>
       <w:r>
         <w:rPr>
           <w:lang w:val="en-US"/>
         </w:rPr>
-        <w:t xml:space="preserve"> </w:t>
-      </w:r>
-      <w:proofErr w:type="spellStart"/>
-      <w:r>
+        <w:t xml:space="preserve"> data</w:t>
+      </w:r>
+    </w:p>
+    <w:p>
+      <w:pPr>
+        <w:pStyle w:val="ListParagraph"/>
+        <w:jc w:val="both"/>
         <w:rPr>
           <w:lang w:val="en-US"/>
         </w:rPr>
-        <w:t>pencarian</w:t>
-      </w:r>
-      <w:proofErr w:type="spellEnd"/>
-    </w:p>
-    <w:p>
-      <w:pPr>
-        <w:pStyle w:val="ListParagraph"/>
+      </w:pPr>
+      <w:r>
         <w:rPr>
           <w:lang w:val="en-US"/>
         </w:rPr>
-      </w:pPr>
-      <w:r>
-        <w:rPr>
-          <w:lang w:val="en-US"/>
-        </w:rPr>
-        <w:lastRenderedPageBreak/>
         <w:drawing>
-          <wp:inline distT="0" distB="0" distL="0" distR="0" wp14:anchorId="38BB728F" wp14:editId="49575FE4">
-            <wp:extent cx="5274310" cy="2966720"/>
+          <wp:inline distT="0" distB="0" distL="0" distR="0" wp14:anchorId="1E5F7301" wp14:editId="594869C6">
+            <wp:extent cx="5274310" cy="3995420"/>
             <wp:effectExtent l="0" t="0" r="2540" b="5080"/>
-            <wp:docPr id="426816707" name="Picture 1"/>
+            <wp:docPr id="1307171909" name="Picture 1"/>
             <wp:cNvGraphicFramePr>
               <a:graphicFrameLocks xmlns:a="http://schemas.openxmlformats.org/drawingml/2006/main" noChangeAspect="1"/>
             </wp:cNvGraphicFramePr>
@@ -2954,7 +3348,7 @@
               <a:graphicData uri="http://schemas.openxmlformats.org/drawingml/2006/picture">
                 <pic:pic xmlns:pic="http://schemas.openxmlformats.org/drawingml/2006/picture">
                   <pic:nvPicPr>
-                    <pic:cNvPr id="426816707" name=""/>
+                    <pic:cNvPr id="1307171909" name=""/>
                     <pic:cNvPicPr/>
                   </pic:nvPicPr>
                   <pic:blipFill>
@@ -2966,7 +3360,7 @@
                   <pic:spPr>
                     <a:xfrm>
                       <a:off x="0" y="0"/>
-                      <a:ext cx="5274310" cy="2966720"/>
+                      <a:ext cx="5274310" cy="3995420"/>
                     </a:xfrm>
                     <a:prstGeom prst="rect">
                       <a:avLst/>
@@ -2982,6 +3376,7 @@
     <w:p>
       <w:pPr>
         <w:pStyle w:val="ListParagraph"/>
+        <w:jc w:val="both"/>
         <w:rPr>
           <w:lang w:val="en-US"/>
         </w:rPr>
@@ -2990,45 +3385,21 @@
     <w:p>
       <w:pPr>
         <w:pStyle w:val="ListParagraph"/>
-        <w:numPr>
-          <w:ilvl w:val="0"/>
-          <w:numId w:val="14"/>
-        </w:numPr>
+        <w:jc w:val="both"/>
         <w:rPr>
           <w:lang w:val="en-US"/>
         </w:rPr>
       </w:pPr>
-      <w:proofErr w:type="spellStart"/>
       <w:r>
         <w:rPr>
           <w:lang w:val="en-US"/>
         </w:rPr>
-        <w:t>Buat</w:t>
-      </w:r>
-      <w:proofErr w:type="spellEnd"/>
-      <w:r>
-        <w:rPr>
-          <w:lang w:val="en-US"/>
-        </w:rPr>
-        <w:t xml:space="preserve"> Login owner</w:t>
-      </w:r>
-    </w:p>
-    <w:p>
-      <w:pPr>
-        <w:pStyle w:val="ListParagraph"/>
-        <w:rPr>
-          <w:lang w:val="en-US"/>
-        </w:rPr>
-      </w:pPr>
-      <w:r>
-        <w:rPr>
-          <w:lang w:val="en-US"/>
-        </w:rPr>
+        <w:lastRenderedPageBreak/>
         <w:drawing>
-          <wp:inline distT="0" distB="0" distL="0" distR="0" wp14:anchorId="2047F79B" wp14:editId="7E546536">
+          <wp:inline distT="0" distB="0" distL="0" distR="0" wp14:anchorId="68134760" wp14:editId="3EE655CB">
             <wp:extent cx="5274310" cy="2966720"/>
             <wp:effectExtent l="0" t="0" r="2540" b="5080"/>
-            <wp:docPr id="39653532" name="Picture 1"/>
+            <wp:docPr id="1935630150" name="Picture 1"/>
             <wp:cNvGraphicFramePr>
               <a:graphicFrameLocks xmlns:a="http://schemas.openxmlformats.org/drawingml/2006/main" noChangeAspect="1"/>
             </wp:cNvGraphicFramePr>
@@ -3036,7 +3407,7 @@
               <a:graphicData uri="http://schemas.openxmlformats.org/drawingml/2006/picture">
                 <pic:pic xmlns:pic="http://schemas.openxmlformats.org/drawingml/2006/picture">
                   <pic:nvPicPr>
-                    <pic:cNvPr id="39653532" name=""/>
+                    <pic:cNvPr id="1935630150" name=""/>
                     <pic:cNvPicPr/>
                   </pic:nvPicPr>
                   <pic:blipFill>
@@ -3064,6 +3435,25 @@
     <w:p>
       <w:pPr>
         <w:pStyle w:val="ListParagraph"/>
+        <w:jc w:val="both"/>
+        <w:rPr>
+          <w:lang w:val="en-US"/>
+        </w:rPr>
+      </w:pPr>
+    </w:p>
+    <w:p>
+      <w:pPr>
+        <w:pStyle w:val="ListParagraph"/>
+        <w:jc w:val="both"/>
+        <w:rPr>
+          <w:lang w:val="en-US"/>
+        </w:rPr>
+      </w:pPr>
+    </w:p>
+    <w:p>
+      <w:pPr>
+        <w:pStyle w:val="ListParagraph"/>
+        <w:jc w:val="both"/>
         <w:rPr>
           <w:lang w:val="en-US"/>
         </w:rPr>
@@ -3076,6 +3466,7 @@
           <w:ilvl w:val="0"/>
           <w:numId w:val="14"/>
         </w:numPr>
+        <w:jc w:val="both"/>
         <w:rPr>
           <w:lang w:val="en-US"/>
         </w:rPr>
@@ -3085,41 +3476,33 @@
         <w:rPr>
           <w:lang w:val="en-US"/>
         </w:rPr>
-        <w:t>Buat</w:t>
+        <w:t>Menghapus</w:t>
       </w:r>
       <w:proofErr w:type="spellEnd"/>
       <w:r>
         <w:rPr>
           <w:lang w:val="en-US"/>
         </w:rPr>
-        <w:t xml:space="preserve"> Login Gudang</w:t>
-      </w:r>
-    </w:p>
-    <w:p>
-      <w:pPr>
-        <w:pStyle w:val="ListParagraph"/>
+        <w:t xml:space="preserve"> Data</w:t>
+      </w:r>
+    </w:p>
+    <w:p>
+      <w:pPr>
+        <w:pStyle w:val="ListParagraph"/>
+        <w:jc w:val="both"/>
         <w:rPr>
           <w:lang w:val="en-US"/>
         </w:rPr>
       </w:pPr>
-    </w:p>
-    <w:p>
-      <w:pPr>
-        <w:pStyle w:val="ListParagraph"/>
+      <w:r>
         <w:rPr>
           <w:lang w:val="en-US"/>
         </w:rPr>
-      </w:pPr>
-      <w:r>
-        <w:rPr>
-          <w:lang w:val="en-US"/>
-        </w:rPr>
-        <w:lastRenderedPageBreak/>
         <w:drawing>
-          <wp:inline distT="0" distB="0" distL="0" distR="0" wp14:anchorId="5EDA617F" wp14:editId="17851E5A">
+          <wp:inline distT="0" distB="0" distL="0" distR="0" wp14:anchorId="0B8DCD4F" wp14:editId="5B67320B">
             <wp:extent cx="5274310" cy="2966720"/>
             <wp:effectExtent l="0" t="0" r="2540" b="5080"/>
-            <wp:docPr id="1767617733" name="Picture 1"/>
+            <wp:docPr id="1168250232" name="Picture 1"/>
             <wp:cNvGraphicFramePr>
               <a:graphicFrameLocks xmlns:a="http://schemas.openxmlformats.org/drawingml/2006/main" noChangeAspect="1"/>
             </wp:cNvGraphicFramePr>
@@ -3127,7 +3510,7 @@
               <a:graphicData uri="http://schemas.openxmlformats.org/drawingml/2006/picture">
                 <pic:pic xmlns:pic="http://schemas.openxmlformats.org/drawingml/2006/picture">
                   <pic:nvPicPr>
-                    <pic:cNvPr id="1767617733" name=""/>
+                    <pic:cNvPr id="1168250232" name=""/>
                     <pic:cNvPicPr/>
                   </pic:nvPicPr>
                   <pic:blipFill>
@@ -3155,6 +3538,7 @@
     <w:p>
       <w:pPr>
         <w:pStyle w:val="ListParagraph"/>
+        <w:jc w:val="both"/>
         <w:rPr>
           <w:lang w:val="en-US"/>
         </w:rPr>
@@ -3167,28 +3551,38 @@
           <w:ilvl w:val="0"/>
           <w:numId w:val="14"/>
         </w:numPr>
+        <w:jc w:val="both"/>
         <w:rPr>
           <w:lang w:val="en-US"/>
         </w:rPr>
       </w:pPr>
+      <w:proofErr w:type="spellStart"/>
       <w:r>
         <w:rPr>
           <w:lang w:val="en-US"/>
         </w:rPr>
-        <w:t xml:space="preserve">Login </w:t>
+        <w:t>Menambahkan</w:t>
+      </w:r>
+      <w:proofErr w:type="spellEnd"/>
+      <w:r>
+        <w:rPr>
+          <w:lang w:val="en-US"/>
+        </w:rPr>
+        <w:t xml:space="preserve"> </w:t>
       </w:r>
       <w:proofErr w:type="spellStart"/>
       <w:r>
         <w:rPr>
           <w:lang w:val="en-US"/>
         </w:rPr>
-        <w:t>kasir</w:t>
+        <w:t>pencarian</w:t>
       </w:r>
       <w:proofErr w:type="spellEnd"/>
     </w:p>
     <w:p>
       <w:pPr>
         <w:pStyle w:val="ListParagraph"/>
+        <w:jc w:val="both"/>
         <w:rPr>
           <w:lang w:val="en-US"/>
         </w:rPr>
@@ -3197,11 +3591,12 @@
         <w:rPr>
           <w:lang w:val="en-US"/>
         </w:rPr>
+        <w:lastRenderedPageBreak/>
         <w:drawing>
-          <wp:inline distT="0" distB="0" distL="0" distR="0" wp14:anchorId="4DC2BEA8" wp14:editId="4533A32C">
+          <wp:inline distT="0" distB="0" distL="0" distR="0" wp14:anchorId="38BB728F" wp14:editId="49575FE4">
             <wp:extent cx="5274310" cy="2966720"/>
             <wp:effectExtent l="0" t="0" r="2540" b="5080"/>
-            <wp:docPr id="1045972108" name="Picture 1"/>
+            <wp:docPr id="426816707" name="Picture 1"/>
             <wp:cNvGraphicFramePr>
               <a:graphicFrameLocks xmlns:a="http://schemas.openxmlformats.org/drawingml/2006/main" noChangeAspect="1"/>
             </wp:cNvGraphicFramePr>
@@ -3209,7 +3604,7 @@
               <a:graphicData uri="http://schemas.openxmlformats.org/drawingml/2006/picture">
                 <pic:pic xmlns:pic="http://schemas.openxmlformats.org/drawingml/2006/picture">
                   <pic:nvPicPr>
-                    <pic:cNvPr id="1045972108" name=""/>
+                    <pic:cNvPr id="426816707" name=""/>
                     <pic:cNvPicPr/>
                   </pic:nvPicPr>
                   <pic:blipFill>
@@ -3237,6 +3632,7 @@
     <w:p>
       <w:pPr>
         <w:pStyle w:val="ListParagraph"/>
+        <w:jc w:val="both"/>
         <w:rPr>
           <w:lang w:val="en-US"/>
         </w:rPr>
@@ -3249,6 +3645,7 @@
           <w:ilvl w:val="0"/>
           <w:numId w:val="14"/>
         </w:numPr>
+        <w:jc w:val="both"/>
         <w:rPr>
           <w:lang w:val="en-US"/>
         </w:rPr>
@@ -3258,19 +3655,20 @@
         <w:rPr>
           <w:lang w:val="en-US"/>
         </w:rPr>
-        <w:t>Tampilan</w:t>
+        <w:t>Buat</w:t>
       </w:r>
       <w:proofErr w:type="spellEnd"/>
       <w:r>
         <w:rPr>
           <w:lang w:val="en-US"/>
         </w:rPr>
-        <w:t xml:space="preserve"> dashboard</w:t>
-      </w:r>
-    </w:p>
-    <w:p>
-      <w:pPr>
-        <w:pStyle w:val="ListParagraph"/>
+        <w:t xml:space="preserve"> Login owner</w:t>
+      </w:r>
+    </w:p>
+    <w:p>
+      <w:pPr>
+        <w:pStyle w:val="ListParagraph"/>
+        <w:jc w:val="both"/>
         <w:rPr>
           <w:lang w:val="en-US"/>
         </w:rPr>
@@ -3279,12 +3677,11 @@
         <w:rPr>
           <w:lang w:val="en-US"/>
         </w:rPr>
-        <w:lastRenderedPageBreak/>
         <w:drawing>
-          <wp:inline distT="0" distB="0" distL="0" distR="0" wp14:anchorId="371426BC" wp14:editId="1FF8F4C1">
+          <wp:inline distT="0" distB="0" distL="0" distR="0" wp14:anchorId="2047F79B" wp14:editId="7E546536">
             <wp:extent cx="5274310" cy="2966720"/>
             <wp:effectExtent l="0" t="0" r="2540" b="5080"/>
-            <wp:docPr id="100563557" name="Picture 1"/>
+            <wp:docPr id="39653532" name="Picture 1"/>
             <wp:cNvGraphicFramePr>
               <a:graphicFrameLocks xmlns:a="http://schemas.openxmlformats.org/drawingml/2006/main" noChangeAspect="1"/>
             </wp:cNvGraphicFramePr>
@@ -3292,7 +3689,7 @@
               <a:graphicData uri="http://schemas.openxmlformats.org/drawingml/2006/picture">
                 <pic:pic xmlns:pic="http://schemas.openxmlformats.org/drawingml/2006/picture">
                   <pic:nvPicPr>
-                    <pic:cNvPr id="100563557" name=""/>
+                    <pic:cNvPr id="39653532" name=""/>
                     <pic:cNvPicPr/>
                   </pic:nvPicPr>
                   <pic:blipFill>
@@ -3320,6 +3717,7 @@
     <w:p>
       <w:pPr>
         <w:pStyle w:val="ListParagraph"/>
+        <w:jc w:val="both"/>
         <w:rPr>
           <w:lang w:val="en-US"/>
         </w:rPr>
@@ -3332,6 +3730,7 @@
           <w:ilvl w:val="0"/>
           <w:numId w:val="14"/>
         </w:numPr>
+        <w:jc w:val="both"/>
         <w:rPr>
           <w:lang w:val="en-US"/>
         </w:rPr>
@@ -3341,32 +3740,43 @@
         <w:rPr>
           <w:lang w:val="en-US"/>
         </w:rPr>
-        <w:t>Tampilan</w:t>
+        <w:t>Buat</w:t>
       </w:r>
       <w:proofErr w:type="spellEnd"/>
       <w:r>
         <w:rPr>
           <w:lang w:val="en-US"/>
         </w:rPr>
-        <w:t xml:space="preserve"> Distributor</w:t>
-      </w:r>
-    </w:p>
-    <w:p>
-      <w:pPr>
-        <w:pStyle w:val="ListParagraph"/>
+        <w:t xml:space="preserve"> Login Gudang</w:t>
+      </w:r>
+    </w:p>
+    <w:p>
+      <w:pPr>
+        <w:pStyle w:val="ListParagraph"/>
+        <w:jc w:val="both"/>
         <w:rPr>
           <w:lang w:val="en-US"/>
         </w:rPr>
       </w:pPr>
-      <w:r>
+    </w:p>
+    <w:p>
+      <w:pPr>
+        <w:pStyle w:val="ListParagraph"/>
+        <w:jc w:val="both"/>
         <w:rPr>
           <w:lang w:val="en-US"/>
         </w:rPr>
+      </w:pPr>
+      <w:r>
+        <w:rPr>
+          <w:lang w:val="en-US"/>
+        </w:rPr>
+        <w:lastRenderedPageBreak/>
         <w:drawing>
-          <wp:inline distT="0" distB="0" distL="0" distR="0" wp14:anchorId="49EC5CF9" wp14:editId="2E8884AD">
+          <wp:inline distT="0" distB="0" distL="0" distR="0" wp14:anchorId="5EDA617F" wp14:editId="17851E5A">
             <wp:extent cx="5274310" cy="2966720"/>
             <wp:effectExtent l="0" t="0" r="2540" b="5080"/>
-            <wp:docPr id="1406168200" name="Picture 1"/>
+            <wp:docPr id="1767617733" name="Picture 1"/>
             <wp:cNvGraphicFramePr>
               <a:graphicFrameLocks xmlns:a="http://schemas.openxmlformats.org/drawingml/2006/main" noChangeAspect="1"/>
             </wp:cNvGraphicFramePr>
@@ -3374,7 +3784,7 @@
               <a:graphicData uri="http://schemas.openxmlformats.org/drawingml/2006/picture">
                 <pic:pic xmlns:pic="http://schemas.openxmlformats.org/drawingml/2006/picture">
                   <pic:nvPicPr>
-                    <pic:cNvPr id="1406168200" name=""/>
+                    <pic:cNvPr id="1767617733" name=""/>
                     <pic:cNvPicPr/>
                   </pic:nvPicPr>
                   <pic:blipFill>
@@ -3402,6 +3812,7 @@
     <w:p>
       <w:pPr>
         <w:pStyle w:val="ListParagraph"/>
+        <w:jc w:val="both"/>
         <w:rPr>
           <w:lang w:val="en-US"/>
         </w:rPr>
@@ -3414,64 +3825,43 @@
           <w:ilvl w:val="0"/>
           <w:numId w:val="14"/>
         </w:numPr>
+        <w:jc w:val="both"/>
         <w:rPr>
           <w:lang w:val="en-US"/>
         </w:rPr>
       </w:pPr>
+      <w:r>
+        <w:rPr>
+          <w:lang w:val="en-US"/>
+        </w:rPr>
+        <w:t xml:space="preserve">Login </w:t>
+      </w:r>
       <w:proofErr w:type="spellStart"/>
       <w:r>
         <w:rPr>
           <w:lang w:val="en-US"/>
         </w:rPr>
-        <w:t>Tampilan</w:t>
+        <w:t>kasir</w:t>
       </w:r>
       <w:proofErr w:type="spellEnd"/>
-      <w:r>
+    </w:p>
+    <w:p>
+      <w:pPr>
+        <w:pStyle w:val="ListParagraph"/>
+        <w:jc w:val="both"/>
         <w:rPr>
           <w:lang w:val="en-US"/>
         </w:rPr>
-        <w:t xml:space="preserve"> Tabel </w:t>
-      </w:r>
-      <w:proofErr w:type="spellStart"/>
+      </w:pPr>
       <w:r>
         <w:rPr>
           <w:lang w:val="en-US"/>
         </w:rPr>
-        <w:t>Laporan</w:t>
-      </w:r>
-      <w:proofErr w:type="spellEnd"/>
-      <w:r>
-        <w:rPr>
-          <w:lang w:val="en-US"/>
-        </w:rPr>
-        <w:t xml:space="preserve"> dan </w:t>
-      </w:r>
-      <w:proofErr w:type="spellStart"/>
-      <w:r>
-        <w:rPr>
-          <w:lang w:val="en-US"/>
-        </w:rPr>
-        <w:t>Grafik</w:t>
-      </w:r>
-      <w:proofErr w:type="spellEnd"/>
-    </w:p>
-    <w:p>
-      <w:pPr>
-        <w:pStyle w:val="ListParagraph"/>
-        <w:rPr>
-          <w:lang w:val="en-US"/>
-        </w:rPr>
-      </w:pPr>
-      <w:r>
-        <w:rPr>
-          <w:lang w:val="en-US"/>
-        </w:rPr>
-        <w:lastRenderedPageBreak/>
         <w:drawing>
-          <wp:inline distT="0" distB="0" distL="0" distR="0" wp14:anchorId="4983ADFB" wp14:editId="4FC77E86">
+          <wp:inline distT="0" distB="0" distL="0" distR="0" wp14:anchorId="4DC2BEA8" wp14:editId="4533A32C">
             <wp:extent cx="5274310" cy="2966720"/>
             <wp:effectExtent l="0" t="0" r="2540" b="5080"/>
-            <wp:docPr id="1954279819" name="Picture 1"/>
+            <wp:docPr id="1045972108" name="Picture 1"/>
             <wp:cNvGraphicFramePr>
               <a:graphicFrameLocks xmlns:a="http://schemas.openxmlformats.org/drawingml/2006/main" noChangeAspect="1"/>
             </wp:cNvGraphicFramePr>
@@ -3479,7 +3869,7 @@
               <a:graphicData uri="http://schemas.openxmlformats.org/drawingml/2006/picture">
                 <pic:pic xmlns:pic="http://schemas.openxmlformats.org/drawingml/2006/picture">
                   <pic:nvPicPr>
-                    <pic:cNvPr id="1954279819" name=""/>
+                    <pic:cNvPr id="1045972108" name=""/>
                     <pic:cNvPicPr/>
                   </pic:nvPicPr>
                   <pic:blipFill>
@@ -3507,6 +3897,7 @@
     <w:p>
       <w:pPr>
         <w:pStyle w:val="ListParagraph"/>
+        <w:jc w:val="both"/>
         <w:rPr>
           <w:lang w:val="en-US"/>
         </w:rPr>
@@ -3515,37 +3906,321 @@
     <w:p>
       <w:pPr>
         <w:pStyle w:val="ListParagraph"/>
+        <w:numPr>
+          <w:ilvl w:val="0"/>
+          <w:numId w:val="14"/>
+        </w:numPr>
+        <w:jc w:val="both"/>
         <w:rPr>
           <w:lang w:val="en-US"/>
         </w:rPr>
       </w:pPr>
-    </w:p>
-    <w:p>
-      <w:pPr>
-        <w:pStyle w:val="ListParagraph"/>
+      <w:proofErr w:type="spellStart"/>
+      <w:r>
         <w:rPr>
           <w:lang w:val="en-US"/>
         </w:rPr>
-      </w:pPr>
-    </w:p>
-    <w:p>
-      <w:pPr>
-        <w:pStyle w:val="ListParagraph"/>
+        <w:t>Tampilan</w:t>
+      </w:r>
+      <w:proofErr w:type="spellEnd"/>
+      <w:r>
         <w:rPr>
           <w:lang w:val="en-US"/>
         </w:rPr>
-      </w:pPr>
-    </w:p>
-    <w:p>
-      <w:pPr>
-        <w:pStyle w:val="ListParagraph"/>
+        <w:t xml:space="preserve"> dashboard</w:t>
+      </w:r>
+    </w:p>
+    <w:p>
+      <w:pPr>
+        <w:pStyle w:val="ListParagraph"/>
+        <w:jc w:val="both"/>
         <w:rPr>
           <w:lang w:val="en-US"/>
         </w:rPr>
       </w:pPr>
-    </w:p>
-    <w:p>
-      <w:pPr>
+      <w:r>
+        <w:rPr>
+          <w:lang w:val="en-US"/>
+        </w:rPr>
+        <w:lastRenderedPageBreak/>
+        <w:drawing>
+          <wp:inline distT="0" distB="0" distL="0" distR="0" wp14:anchorId="371426BC" wp14:editId="1FF8F4C1">
+            <wp:extent cx="5274310" cy="2966720"/>
+            <wp:effectExtent l="0" t="0" r="2540" b="5080"/>
+            <wp:docPr id="100563557" name="Picture 1"/>
+            <wp:cNvGraphicFramePr>
+              <a:graphicFrameLocks xmlns:a="http://schemas.openxmlformats.org/drawingml/2006/main" noChangeAspect="1"/>
+            </wp:cNvGraphicFramePr>
+            <a:graphic xmlns:a="http://schemas.openxmlformats.org/drawingml/2006/main">
+              <a:graphicData uri="http://schemas.openxmlformats.org/drawingml/2006/picture">
+                <pic:pic xmlns:pic="http://schemas.openxmlformats.org/drawingml/2006/picture">
+                  <pic:nvPicPr>
+                    <pic:cNvPr id="100563557" name=""/>
+                    <pic:cNvPicPr/>
+                  </pic:nvPicPr>
+                  <pic:blipFill>
+                    <a:blip r:embed="rId22"/>
+                    <a:stretch>
+                      <a:fillRect/>
+                    </a:stretch>
+                  </pic:blipFill>
+                  <pic:spPr>
+                    <a:xfrm>
+                      <a:off x="0" y="0"/>
+                      <a:ext cx="5274310" cy="2966720"/>
+                    </a:xfrm>
+                    <a:prstGeom prst="rect">
+                      <a:avLst/>
+                    </a:prstGeom>
+                  </pic:spPr>
+                </pic:pic>
+              </a:graphicData>
+            </a:graphic>
+          </wp:inline>
+        </w:drawing>
+      </w:r>
+    </w:p>
+    <w:p>
+      <w:pPr>
+        <w:pStyle w:val="ListParagraph"/>
+        <w:jc w:val="both"/>
+        <w:rPr>
+          <w:lang w:val="en-US"/>
+        </w:rPr>
+      </w:pPr>
+    </w:p>
+    <w:p>
+      <w:pPr>
+        <w:pStyle w:val="ListParagraph"/>
+        <w:numPr>
+          <w:ilvl w:val="0"/>
+          <w:numId w:val="14"/>
+        </w:numPr>
+        <w:jc w:val="both"/>
+        <w:rPr>
+          <w:lang w:val="en-US"/>
+        </w:rPr>
+      </w:pPr>
+      <w:proofErr w:type="spellStart"/>
+      <w:r>
+        <w:rPr>
+          <w:lang w:val="en-US"/>
+        </w:rPr>
+        <w:t>Tampilan</w:t>
+      </w:r>
+      <w:proofErr w:type="spellEnd"/>
+      <w:r>
+        <w:rPr>
+          <w:lang w:val="en-US"/>
+        </w:rPr>
+        <w:t xml:space="preserve"> Distributor</w:t>
+      </w:r>
+    </w:p>
+    <w:p>
+      <w:pPr>
+        <w:pStyle w:val="ListParagraph"/>
+        <w:jc w:val="both"/>
+        <w:rPr>
+          <w:lang w:val="en-US"/>
+        </w:rPr>
+      </w:pPr>
+      <w:r>
+        <w:rPr>
+          <w:lang w:val="en-US"/>
+        </w:rPr>
+        <w:drawing>
+          <wp:inline distT="0" distB="0" distL="0" distR="0" wp14:anchorId="49EC5CF9" wp14:editId="2E8884AD">
+            <wp:extent cx="5274310" cy="2966720"/>
+            <wp:effectExtent l="0" t="0" r="2540" b="5080"/>
+            <wp:docPr id="1406168200" name="Picture 1"/>
+            <wp:cNvGraphicFramePr>
+              <a:graphicFrameLocks xmlns:a="http://schemas.openxmlformats.org/drawingml/2006/main" noChangeAspect="1"/>
+            </wp:cNvGraphicFramePr>
+            <a:graphic xmlns:a="http://schemas.openxmlformats.org/drawingml/2006/main">
+              <a:graphicData uri="http://schemas.openxmlformats.org/drawingml/2006/picture">
+                <pic:pic xmlns:pic="http://schemas.openxmlformats.org/drawingml/2006/picture">
+                  <pic:nvPicPr>
+                    <pic:cNvPr id="1406168200" name=""/>
+                    <pic:cNvPicPr/>
+                  </pic:nvPicPr>
+                  <pic:blipFill>
+                    <a:blip r:embed="rId23"/>
+                    <a:stretch>
+                      <a:fillRect/>
+                    </a:stretch>
+                  </pic:blipFill>
+                  <pic:spPr>
+                    <a:xfrm>
+                      <a:off x="0" y="0"/>
+                      <a:ext cx="5274310" cy="2966720"/>
+                    </a:xfrm>
+                    <a:prstGeom prst="rect">
+                      <a:avLst/>
+                    </a:prstGeom>
+                  </pic:spPr>
+                </pic:pic>
+              </a:graphicData>
+            </a:graphic>
+          </wp:inline>
+        </w:drawing>
+      </w:r>
+    </w:p>
+    <w:p>
+      <w:pPr>
+        <w:pStyle w:val="ListParagraph"/>
+        <w:jc w:val="both"/>
+        <w:rPr>
+          <w:lang w:val="en-US"/>
+        </w:rPr>
+      </w:pPr>
+    </w:p>
+    <w:p>
+      <w:pPr>
+        <w:pStyle w:val="ListParagraph"/>
+        <w:numPr>
+          <w:ilvl w:val="0"/>
+          <w:numId w:val="14"/>
+        </w:numPr>
+        <w:jc w:val="both"/>
+        <w:rPr>
+          <w:lang w:val="en-US"/>
+        </w:rPr>
+      </w:pPr>
+      <w:proofErr w:type="spellStart"/>
+      <w:r>
+        <w:rPr>
+          <w:lang w:val="en-US"/>
+        </w:rPr>
+        <w:t>Tampilan</w:t>
+      </w:r>
+      <w:proofErr w:type="spellEnd"/>
+      <w:r>
+        <w:rPr>
+          <w:lang w:val="en-US"/>
+        </w:rPr>
+        <w:t xml:space="preserve"> Tabel </w:t>
+      </w:r>
+      <w:proofErr w:type="spellStart"/>
+      <w:r>
+        <w:rPr>
+          <w:lang w:val="en-US"/>
+        </w:rPr>
+        <w:t>Laporan</w:t>
+      </w:r>
+      <w:proofErr w:type="spellEnd"/>
+      <w:r>
+        <w:rPr>
+          <w:lang w:val="en-US"/>
+        </w:rPr>
+        <w:t xml:space="preserve"> dan </w:t>
+      </w:r>
+      <w:proofErr w:type="spellStart"/>
+      <w:r>
+        <w:rPr>
+          <w:lang w:val="en-US"/>
+        </w:rPr>
+        <w:t>Grafik</w:t>
+      </w:r>
+      <w:proofErr w:type="spellEnd"/>
+    </w:p>
+    <w:p>
+      <w:pPr>
+        <w:pStyle w:val="ListParagraph"/>
+        <w:jc w:val="both"/>
+        <w:rPr>
+          <w:lang w:val="en-US"/>
+        </w:rPr>
+      </w:pPr>
+      <w:r>
+        <w:rPr>
+          <w:lang w:val="en-US"/>
+        </w:rPr>
+        <w:lastRenderedPageBreak/>
+        <w:drawing>
+          <wp:inline distT="0" distB="0" distL="0" distR="0" wp14:anchorId="4983ADFB" wp14:editId="4FC77E86">
+            <wp:extent cx="5274310" cy="2966720"/>
+            <wp:effectExtent l="0" t="0" r="2540" b="5080"/>
+            <wp:docPr id="1954279819" name="Picture 1"/>
+            <wp:cNvGraphicFramePr>
+              <a:graphicFrameLocks xmlns:a="http://schemas.openxmlformats.org/drawingml/2006/main" noChangeAspect="1"/>
+            </wp:cNvGraphicFramePr>
+            <a:graphic xmlns:a="http://schemas.openxmlformats.org/drawingml/2006/main">
+              <a:graphicData uri="http://schemas.openxmlformats.org/drawingml/2006/picture">
+                <pic:pic xmlns:pic="http://schemas.openxmlformats.org/drawingml/2006/picture">
+                  <pic:nvPicPr>
+                    <pic:cNvPr id="1954279819" name=""/>
+                    <pic:cNvPicPr/>
+                  </pic:nvPicPr>
+                  <pic:blipFill>
+                    <a:blip r:embed="rId24"/>
+                    <a:stretch>
+                      <a:fillRect/>
+                    </a:stretch>
+                  </pic:blipFill>
+                  <pic:spPr>
+                    <a:xfrm>
+                      <a:off x="0" y="0"/>
+                      <a:ext cx="5274310" cy="2966720"/>
+                    </a:xfrm>
+                    <a:prstGeom prst="rect">
+                      <a:avLst/>
+                    </a:prstGeom>
+                  </pic:spPr>
+                </pic:pic>
+              </a:graphicData>
+            </a:graphic>
+          </wp:inline>
+        </w:drawing>
+      </w:r>
+    </w:p>
+    <w:p>
+      <w:pPr>
+        <w:pStyle w:val="ListParagraph"/>
+        <w:jc w:val="both"/>
+        <w:rPr>
+          <w:lang w:val="en-US"/>
+        </w:rPr>
+      </w:pPr>
+    </w:p>
+    <w:p>
+      <w:pPr>
+        <w:pStyle w:val="ListParagraph"/>
+        <w:jc w:val="both"/>
+        <w:rPr>
+          <w:lang w:val="en-US"/>
+        </w:rPr>
+      </w:pPr>
+    </w:p>
+    <w:p>
+      <w:pPr>
+        <w:pStyle w:val="ListParagraph"/>
+        <w:jc w:val="both"/>
+        <w:rPr>
+          <w:lang w:val="en-US"/>
+        </w:rPr>
+      </w:pPr>
+    </w:p>
+    <w:p>
+      <w:pPr>
+        <w:pStyle w:val="ListParagraph"/>
+        <w:jc w:val="both"/>
+        <w:rPr>
+          <w:lang w:val="en-US"/>
+        </w:rPr>
+      </w:pPr>
+    </w:p>
+    <w:p>
+      <w:pPr>
+        <w:pStyle w:val="ListParagraph"/>
+        <w:jc w:val="both"/>
+        <w:rPr>
+          <w:lang w:val="en-US"/>
+        </w:rPr>
+      </w:pPr>
+    </w:p>
+    <w:p>
+      <w:pPr>
+        <w:jc w:val="both"/>
         <w:rPr>
           <w:rFonts w:ascii="Times New Roman" w:eastAsiaTheme="majorEastAsia" w:hAnsi="Times New Roman" w:cs="Times New Roman"/>
           <w:b/>
@@ -3565,6 +4240,7 @@
     <w:p>
       <w:pPr>
         <w:spacing w:line="240" w:lineRule="auto"/>
+        <w:jc w:val="both"/>
         <w:rPr>
           <w:rFonts w:ascii="Times New Roman" w:hAnsi="Times New Roman" w:cs="Times New Roman"/>
           <w:b/>
@@ -3591,6 +4267,7 @@
           <w:numId w:val="12"/>
         </w:numPr>
         <w:spacing w:line="240" w:lineRule="auto"/>
+        <w:jc w:val="both"/>
         <w:rPr>
           <w:rFonts w:ascii="Times New Roman" w:hAnsi="Times New Roman" w:cs="Times New Roman"/>
           <w:lang w:val="id-ID"/>
@@ -3619,6 +4296,7 @@
           <w:numId w:val="12"/>
         </w:numPr>
         <w:spacing w:line="240" w:lineRule="auto"/>
+        <w:jc w:val="both"/>
         <w:rPr>
           <w:rFonts w:ascii="Times New Roman" w:hAnsi="Times New Roman" w:cs="Times New Roman"/>
           <w:lang w:val="id-ID"/>
@@ -3647,6 +4325,7 @@
           <w:numId w:val="12"/>
         </w:numPr>
         <w:spacing w:line="240" w:lineRule="auto"/>
+        <w:jc w:val="both"/>
         <w:rPr>
           <w:rFonts w:ascii="Times New Roman" w:hAnsi="Times New Roman" w:cs="Times New Roman"/>
           <w:lang w:val="id-ID"/>
@@ -3675,6 +4354,7 @@
           <w:numId w:val="12"/>
         </w:numPr>
         <w:spacing w:line="240" w:lineRule="auto"/>
+        <w:jc w:val="both"/>
         <w:rPr>
           <w:rFonts w:ascii="Times New Roman" w:hAnsi="Times New Roman" w:cs="Times New Roman"/>
           <w:lang w:val="id-ID"/>
@@ -3753,6 +4433,7 @@
         </w:numPr>
         <w:spacing w:line="240" w:lineRule="auto"/>
         <w:ind w:left="993" w:hanging="283"/>
+        <w:jc w:val="both"/>
         <w:rPr>
           <w:rFonts w:ascii="Times New Roman" w:hAnsi="Times New Roman" w:cs="Times New Roman"/>
           <w:lang w:val="id-ID"/>
@@ -3775,6 +4456,7 @@
         </w:numPr>
         <w:spacing w:line="240" w:lineRule="auto"/>
         <w:ind w:left="993" w:hanging="283"/>
+        <w:jc w:val="both"/>
         <w:rPr>
           <w:rFonts w:ascii="Times New Roman" w:hAnsi="Times New Roman" w:cs="Times New Roman"/>
           <w:lang w:val="id-ID"/>
@@ -3797,6 +4479,7 @@
         </w:numPr>
         <w:spacing w:line="240" w:lineRule="auto"/>
         <w:ind w:left="993" w:hanging="283"/>
+        <w:jc w:val="both"/>
         <w:rPr>
           <w:rFonts w:ascii="Times New Roman" w:hAnsi="Times New Roman" w:cs="Times New Roman"/>
           <w:lang w:val="id-ID"/>
@@ -3819,6 +4502,7 @@
         </w:numPr>
         <w:spacing w:line="240" w:lineRule="auto"/>
         <w:ind w:left="993" w:hanging="283"/>
+        <w:jc w:val="both"/>
         <w:rPr>
           <w:rFonts w:ascii="Times New Roman" w:hAnsi="Times New Roman" w:cs="Times New Roman"/>
           <w:lang w:val="id-ID"/>
@@ -3835,6 +4519,7 @@
     <w:p>
       <w:pPr>
         <w:spacing w:line="240" w:lineRule="auto"/>
+        <w:jc w:val="both"/>
         <w:rPr>
           <w:rFonts w:ascii="Times New Roman" w:hAnsi="Times New Roman" w:cs="Times New Roman"/>
           <w:b/>
@@ -4246,403 +4931,6 @@
           <w:lang w:val="id-ID"/>
         </w:rPr>
         <w:t>Basis Data : berisi penjelasan terkait rancangan basis data beserta gambar rancangannya (boleh ERD, boleh Normalisasi).</w:t>
-      </w:r>
-    </w:p>
-    <w:p>
-      <w:pPr>
-        <w:spacing w:line="240" w:lineRule="auto"/>
-        <w:jc w:val="both"/>
-        <w:rPr>
-          <w:rFonts w:ascii="Times New Roman" w:hAnsi="Times New Roman" w:cs="Times New Roman"/>
-          <w:lang w:val="id-ID"/>
-        </w:rPr>
-      </w:pPr>
-    </w:p>
-    <w:p>
-      <w:pPr>
-        <w:spacing w:line="240" w:lineRule="auto"/>
-        <w:jc w:val="both"/>
-        <w:rPr>
-          <w:rFonts w:ascii="Times New Roman" w:hAnsi="Times New Roman" w:cs="Times New Roman"/>
-          <w:lang w:val="id-ID"/>
-        </w:rPr>
-      </w:pPr>
-    </w:p>
-    <w:p>
-      <w:pPr>
-        <w:spacing w:line="240" w:lineRule="auto"/>
-        <w:jc w:val="both"/>
-        <w:rPr>
-          <w:rFonts w:ascii="Times New Roman" w:hAnsi="Times New Roman" w:cs="Times New Roman"/>
-          <w:lang w:val="id-ID"/>
-        </w:rPr>
-      </w:pPr>
-    </w:p>
-    <w:p>
-      <w:pPr>
-        <w:spacing w:line="240" w:lineRule="auto"/>
-        <w:jc w:val="both"/>
-        <w:rPr>
-          <w:rFonts w:ascii="Times New Roman" w:hAnsi="Times New Roman" w:cs="Times New Roman"/>
-          <w:lang w:val="id-ID"/>
-        </w:rPr>
-      </w:pPr>
-    </w:p>
-    <w:p>
-      <w:pPr>
-        <w:spacing w:line="240" w:lineRule="auto"/>
-        <w:jc w:val="both"/>
-        <w:rPr>
-          <w:rFonts w:ascii="Times New Roman" w:hAnsi="Times New Roman" w:cs="Times New Roman"/>
-          <w:lang w:val="id-ID"/>
-        </w:rPr>
-      </w:pPr>
-    </w:p>
-    <w:p>
-      <w:pPr>
-        <w:spacing w:line="240" w:lineRule="auto"/>
-        <w:jc w:val="both"/>
-        <w:rPr>
-          <w:rFonts w:ascii="Times New Roman" w:hAnsi="Times New Roman" w:cs="Times New Roman"/>
-          <w:lang w:val="id-ID"/>
-        </w:rPr>
-      </w:pPr>
-    </w:p>
-    <w:p>
-      <w:pPr>
-        <w:spacing w:line="240" w:lineRule="auto"/>
-        <w:jc w:val="both"/>
-        <w:rPr>
-          <w:rFonts w:ascii="Times New Roman" w:hAnsi="Times New Roman" w:cs="Times New Roman"/>
-          <w:lang w:val="id-ID"/>
-        </w:rPr>
-      </w:pPr>
-    </w:p>
-    <w:p>
-      <w:pPr>
-        <w:spacing w:line="240" w:lineRule="auto"/>
-        <w:jc w:val="both"/>
-        <w:rPr>
-          <w:rFonts w:ascii="Times New Roman" w:hAnsi="Times New Roman" w:cs="Times New Roman"/>
-          <w:lang w:val="id-ID"/>
-        </w:rPr>
-      </w:pPr>
-    </w:p>
-    <w:p>
-      <w:pPr>
-        <w:spacing w:line="240" w:lineRule="auto"/>
-        <w:jc w:val="both"/>
-        <w:rPr>
-          <w:rFonts w:ascii="Times New Roman" w:hAnsi="Times New Roman" w:cs="Times New Roman"/>
-          <w:lang w:val="id-ID"/>
-        </w:rPr>
-      </w:pPr>
-    </w:p>
-    <w:p>
-      <w:pPr>
-        <w:spacing w:line="240" w:lineRule="auto"/>
-        <w:jc w:val="both"/>
-        <w:rPr>
-          <w:rFonts w:ascii="Times New Roman" w:hAnsi="Times New Roman" w:cs="Times New Roman"/>
-          <w:lang w:val="id-ID"/>
-        </w:rPr>
-      </w:pPr>
-    </w:p>
-    <w:p>
-      <w:pPr>
-        <w:spacing w:line="240" w:lineRule="auto"/>
-        <w:jc w:val="both"/>
-        <w:rPr>
-          <w:rFonts w:ascii="Times New Roman" w:hAnsi="Times New Roman" w:cs="Times New Roman"/>
-          <w:lang w:val="id-ID"/>
-        </w:rPr>
-      </w:pPr>
-    </w:p>
-    <w:p>
-      <w:pPr>
-        <w:spacing w:line="240" w:lineRule="auto"/>
-        <w:jc w:val="both"/>
-        <w:rPr>
-          <w:rFonts w:ascii="Times New Roman" w:hAnsi="Times New Roman" w:cs="Times New Roman"/>
-          <w:lang w:val="id-ID"/>
-        </w:rPr>
-      </w:pPr>
-    </w:p>
-    <w:p>
-      <w:pPr>
-        <w:spacing w:line="240" w:lineRule="auto"/>
-        <w:jc w:val="both"/>
-        <w:rPr>
-          <w:rFonts w:ascii="Times New Roman" w:hAnsi="Times New Roman" w:cs="Times New Roman"/>
-          <w:lang w:val="id-ID"/>
-        </w:rPr>
-      </w:pPr>
-    </w:p>
-    <w:p>
-      <w:pPr>
-        <w:spacing w:line="240" w:lineRule="auto"/>
-        <w:jc w:val="both"/>
-        <w:rPr>
-          <w:rFonts w:ascii="Times New Roman" w:hAnsi="Times New Roman" w:cs="Times New Roman"/>
-          <w:lang w:val="id-ID"/>
-        </w:rPr>
-      </w:pPr>
-    </w:p>
-    <w:p>
-      <w:pPr>
-        <w:spacing w:line="240" w:lineRule="auto"/>
-        <w:jc w:val="both"/>
-        <w:rPr>
-          <w:rFonts w:ascii="Times New Roman" w:hAnsi="Times New Roman" w:cs="Times New Roman"/>
-          <w:lang w:val="id-ID"/>
-        </w:rPr>
-      </w:pPr>
-    </w:p>
-    <w:p>
-      <w:pPr>
-        <w:spacing w:line="240" w:lineRule="auto"/>
-        <w:jc w:val="both"/>
-        <w:rPr>
-          <w:rFonts w:ascii="Times New Roman" w:hAnsi="Times New Roman" w:cs="Times New Roman"/>
-          <w:lang w:val="id-ID"/>
-        </w:rPr>
-      </w:pPr>
-    </w:p>
-    <w:p>
-      <w:pPr>
-        <w:spacing w:line="240" w:lineRule="auto"/>
-        <w:jc w:val="both"/>
-        <w:rPr>
-          <w:rFonts w:ascii="Times New Roman" w:hAnsi="Times New Roman" w:cs="Times New Roman"/>
-          <w:lang w:val="id-ID"/>
-        </w:rPr>
-      </w:pPr>
-    </w:p>
-    <w:p>
-      <w:pPr>
-        <w:spacing w:line="240" w:lineRule="auto"/>
-        <w:jc w:val="both"/>
-        <w:rPr>
-          <w:rFonts w:ascii="Times New Roman" w:hAnsi="Times New Roman" w:cs="Times New Roman"/>
-          <w:lang w:val="id-ID"/>
-        </w:rPr>
-      </w:pPr>
-    </w:p>
-    <w:p>
-      <w:pPr>
-        <w:spacing w:line="240" w:lineRule="auto"/>
-        <w:jc w:val="both"/>
-        <w:rPr>
-          <w:rFonts w:ascii="Times New Roman" w:hAnsi="Times New Roman" w:cs="Times New Roman"/>
-          <w:lang w:val="id-ID"/>
-        </w:rPr>
-      </w:pPr>
-    </w:p>
-    <w:p>
-      <w:pPr>
-        <w:spacing w:line="240" w:lineRule="auto"/>
-        <w:jc w:val="both"/>
-        <w:rPr>
-          <w:rFonts w:ascii="Times New Roman" w:hAnsi="Times New Roman" w:cs="Times New Roman"/>
-          <w:lang w:val="id-ID"/>
-        </w:rPr>
-      </w:pPr>
-    </w:p>
-    <w:p>
-      <w:pPr>
-        <w:spacing w:line="240" w:lineRule="auto"/>
-        <w:jc w:val="both"/>
-        <w:rPr>
-          <w:rFonts w:ascii="Times New Roman" w:hAnsi="Times New Roman" w:cs="Times New Roman"/>
-          <w:lang w:val="id-ID"/>
-        </w:rPr>
-      </w:pPr>
-    </w:p>
-    <w:p>
-      <w:pPr>
-        <w:spacing w:line="240" w:lineRule="auto"/>
-        <w:jc w:val="both"/>
-        <w:rPr>
-          <w:rFonts w:ascii="Times New Roman" w:hAnsi="Times New Roman" w:cs="Times New Roman"/>
-          <w:lang w:val="id-ID"/>
-        </w:rPr>
-      </w:pPr>
-    </w:p>
-    <w:p>
-      <w:pPr>
-        <w:spacing w:line="240" w:lineRule="auto"/>
-        <w:jc w:val="both"/>
-        <w:rPr>
-          <w:rFonts w:ascii="Times New Roman" w:hAnsi="Times New Roman" w:cs="Times New Roman"/>
-          <w:lang w:val="id-ID"/>
-        </w:rPr>
-      </w:pPr>
-    </w:p>
-    <w:p>
-      <w:pPr>
-        <w:spacing w:line="240" w:lineRule="auto"/>
-        <w:jc w:val="both"/>
-        <w:rPr>
-          <w:rFonts w:ascii="Times New Roman" w:hAnsi="Times New Roman" w:cs="Times New Roman"/>
-          <w:lang w:val="id-ID"/>
-        </w:rPr>
-      </w:pPr>
-    </w:p>
-    <w:p>
-      <w:pPr>
-        <w:spacing w:line="240" w:lineRule="auto"/>
-        <w:jc w:val="both"/>
-        <w:rPr>
-          <w:rFonts w:ascii="Times New Roman" w:hAnsi="Times New Roman" w:cs="Times New Roman"/>
-          <w:lang w:val="id-ID"/>
-        </w:rPr>
-      </w:pPr>
-    </w:p>
-    <w:p>
-      <w:pPr>
-        <w:spacing w:line="240" w:lineRule="auto"/>
-        <w:jc w:val="both"/>
-        <w:rPr>
-          <w:rFonts w:ascii="Times New Roman" w:hAnsi="Times New Roman" w:cs="Times New Roman"/>
-          <w:lang w:val="id-ID"/>
-        </w:rPr>
-      </w:pPr>
-    </w:p>
-    <w:p>
-      <w:pPr>
-        <w:spacing w:line="240" w:lineRule="auto"/>
-        <w:jc w:val="both"/>
-        <w:rPr>
-          <w:rFonts w:ascii="Times New Roman" w:hAnsi="Times New Roman" w:cs="Times New Roman"/>
-          <w:lang w:val="id-ID"/>
-        </w:rPr>
-      </w:pPr>
-    </w:p>
-    <w:p>
-      <w:pPr>
-        <w:spacing w:line="240" w:lineRule="auto"/>
-        <w:jc w:val="both"/>
-        <w:rPr>
-          <w:rFonts w:ascii="Times New Roman" w:hAnsi="Times New Roman" w:cs="Times New Roman"/>
-          <w:lang w:val="id-ID"/>
-        </w:rPr>
-      </w:pPr>
-    </w:p>
-    <w:p>
-      <w:pPr>
-        <w:spacing w:line="240" w:lineRule="auto"/>
-        <w:jc w:val="both"/>
-        <w:rPr>
-          <w:rFonts w:ascii="Times New Roman" w:hAnsi="Times New Roman" w:cs="Times New Roman"/>
-          <w:lang w:val="id-ID"/>
-        </w:rPr>
-      </w:pPr>
-    </w:p>
-    <w:p>
-      <w:pPr>
-        <w:spacing w:line="240" w:lineRule="auto"/>
-        <w:jc w:val="both"/>
-        <w:rPr>
-          <w:rFonts w:ascii="Times New Roman" w:hAnsi="Times New Roman" w:cs="Times New Roman"/>
-          <w:lang w:val="id-ID"/>
-        </w:rPr>
-      </w:pPr>
-    </w:p>
-    <w:p>
-      <w:pPr>
-        <w:spacing w:line="240" w:lineRule="auto"/>
-        <w:jc w:val="both"/>
-        <w:rPr>
-          <w:rFonts w:ascii="Times New Roman" w:hAnsi="Times New Roman" w:cs="Times New Roman"/>
-          <w:lang w:val="id-ID"/>
-        </w:rPr>
-      </w:pPr>
-    </w:p>
-    <w:p>
-      <w:pPr>
-        <w:spacing w:line="240" w:lineRule="auto"/>
-        <w:jc w:val="both"/>
-        <w:rPr>
-          <w:rFonts w:ascii="Times New Roman" w:hAnsi="Times New Roman" w:cs="Times New Roman"/>
-          <w:lang w:val="id-ID"/>
-        </w:rPr>
-      </w:pPr>
-    </w:p>
-    <w:p>
-      <w:pPr>
-        <w:spacing w:line="240" w:lineRule="auto"/>
-        <w:jc w:val="both"/>
-        <w:rPr>
-          <w:rFonts w:ascii="Times New Roman" w:hAnsi="Times New Roman" w:cs="Times New Roman"/>
-          <w:lang w:val="id-ID"/>
-        </w:rPr>
-      </w:pPr>
-    </w:p>
-    <w:p>
-      <w:pPr>
-        <w:spacing w:line="240" w:lineRule="auto"/>
-        <w:jc w:val="both"/>
-        <w:rPr>
-          <w:rFonts w:ascii="Times New Roman" w:hAnsi="Times New Roman" w:cs="Times New Roman"/>
-          <w:lang w:val="id-ID"/>
-        </w:rPr>
-      </w:pPr>
-    </w:p>
-    <w:p>
-      <w:pPr>
-        <w:spacing w:line="240" w:lineRule="auto"/>
-        <w:jc w:val="both"/>
-        <w:rPr>
-          <w:rFonts w:ascii="Times New Roman" w:hAnsi="Times New Roman" w:cs="Times New Roman"/>
-          <w:lang w:val="id-ID"/>
-        </w:rPr>
-      </w:pPr>
-    </w:p>
-    <w:p>
-      <w:pPr>
-        <w:spacing w:line="240" w:lineRule="auto"/>
-        <w:jc w:val="both"/>
-        <w:rPr>
-          <w:rFonts w:ascii="Times New Roman" w:hAnsi="Times New Roman" w:cs="Times New Roman"/>
-          <w:lang w:val="id-ID"/>
-        </w:rPr>
-      </w:pPr>
-    </w:p>
-    <w:p>
-      <w:pPr>
-        <w:spacing w:line="240" w:lineRule="auto"/>
-        <w:jc w:val="both"/>
-        <w:rPr>
-          <w:rFonts w:ascii="Times New Roman" w:hAnsi="Times New Roman" w:cs="Times New Roman"/>
-          <w:lang w:val="id-ID"/>
-        </w:rPr>
-      </w:pPr>
-    </w:p>
-    <w:p>
-      <w:pPr>
-        <w:spacing w:line="240" w:lineRule="auto"/>
-        <w:jc w:val="both"/>
-        <w:rPr>
-          <w:rFonts w:ascii="Times New Roman" w:hAnsi="Times New Roman" w:cs="Times New Roman"/>
-          <w:lang w:val="id-ID"/>
-        </w:rPr>
-      </w:pPr>
-    </w:p>
-    <w:p>
-      <w:pPr>
-        <w:spacing w:line="240" w:lineRule="auto"/>
-        <w:jc w:val="both"/>
-        <w:rPr>
-          <w:rFonts w:ascii="Times New Roman" w:hAnsi="Times New Roman" w:cs="Times New Roman"/>
-          <w:lang w:val="id-ID"/>
-        </w:rPr>
-      </w:pPr>
-      <w:r>
-        <w:rPr>
-          <w:rFonts w:ascii="Times New Roman" w:hAnsi="Times New Roman" w:cs="Times New Roman"/>
-          <w:lang w:val="id-ID"/>
-        </w:rPr>
-        <w:t>2;+6+0.2</w:t>
       </w:r>
     </w:p>
     <w:p>
@@ -4807,7 +5095,6 @@
           <w:rFonts w:ascii="Times New Roman" w:hAnsi="Times New Roman" w:cs="Times New Roman"/>
           <w:lang w:val="id-ID"/>
         </w:rPr>
-        <w:lastRenderedPageBreak/>
         <w:t>Kerjakan secara individu.</w:t>
       </w:r>
     </w:p>
@@ -4908,6 +5195,7 @@
     </w:p>
     <w:p>
       <w:pPr>
+        <w:jc w:val="both"/>
         <w:rPr>
           <w:rFonts w:ascii="Times New Roman" w:hAnsi="Times New Roman" w:cs="Times New Roman"/>
           <w:lang w:val="id-ID"/>
@@ -4930,6 +5218,7 @@
         </w:numPr>
         <w:spacing w:line="240" w:lineRule="auto"/>
         <w:ind w:left="426" w:hanging="426"/>
+        <w:jc w:val="both"/>
         <w:rPr>
           <w:rFonts w:ascii="Times New Roman" w:hAnsi="Times New Roman" w:cs="Times New Roman"/>
           <w:lang w:val="id-ID"/>
@@ -4952,6 +5241,7 @@
           <w:numId w:val="8"/>
         </w:numPr>
         <w:spacing w:line="240" w:lineRule="auto"/>
+        <w:jc w:val="both"/>
         <w:rPr>
           <w:rFonts w:ascii="Times New Roman" w:hAnsi="Times New Roman" w:cs="Times New Roman"/>
           <w:lang w:val="id-ID"/>
@@ -4988,6 +5278,7 @@
         </w:numPr>
         <w:spacing w:line="240" w:lineRule="auto"/>
         <w:ind w:hanging="371"/>
+        <w:jc w:val="both"/>
         <w:rPr>
           <w:rFonts w:ascii="Times New Roman" w:hAnsi="Times New Roman" w:cs="Times New Roman"/>
           <w:lang w:val="id-ID"/>
@@ -5010,6 +5301,7 @@
         </w:numPr>
         <w:spacing w:line="240" w:lineRule="auto"/>
         <w:ind w:hanging="371"/>
+        <w:jc w:val="both"/>
         <w:rPr>
           <w:rFonts w:ascii="Times New Roman" w:hAnsi="Times New Roman" w:cs="Times New Roman"/>
           <w:lang w:val="id-ID"/>
@@ -5032,6 +5324,7 @@
         </w:numPr>
         <w:spacing w:line="240" w:lineRule="auto"/>
         <w:ind w:hanging="371"/>
+        <w:jc w:val="both"/>
         <w:rPr>
           <w:rFonts w:ascii="Times New Roman" w:hAnsi="Times New Roman" w:cs="Times New Roman"/>
           <w:lang w:val="id-ID"/>
@@ -5054,6 +5347,7 @@
         </w:numPr>
         <w:spacing w:line="240" w:lineRule="auto"/>
         <w:ind w:hanging="371"/>
+        <w:jc w:val="both"/>
         <w:rPr>
           <w:rFonts w:ascii="Times New Roman" w:hAnsi="Times New Roman" w:cs="Times New Roman"/>
           <w:lang w:val="id-ID"/>
@@ -5075,6 +5369,7 @@
           <w:numId w:val="8"/>
         </w:numPr>
         <w:spacing w:line="240" w:lineRule="auto"/>
+        <w:jc w:val="both"/>
         <w:rPr>
           <w:rFonts w:ascii="Times New Roman" w:hAnsi="Times New Roman" w:cs="Times New Roman"/>
           <w:lang w:val="id-ID"/>
@@ -5107,6 +5402,7 @@
         <w:pStyle w:val="ListParagraph"/>
         <w:spacing w:line="240" w:lineRule="auto"/>
         <w:ind w:left="786"/>
+        <w:jc w:val="both"/>
         <w:rPr>
           <w:rFonts w:ascii="Times New Roman" w:hAnsi="Times New Roman" w:cs="Times New Roman"/>
           <w:lang w:val="id-ID"/>
@@ -5128,6 +5424,7 @@
           <w:numId w:val="8"/>
         </w:numPr>
         <w:spacing w:line="240" w:lineRule="auto"/>
+        <w:jc w:val="both"/>
         <w:rPr>
           <w:rFonts w:ascii="Times New Roman" w:hAnsi="Times New Roman" w:cs="Times New Roman"/>
           <w:lang w:val="id-ID"/>
@@ -5164,6 +5461,7 @@
         </w:numPr>
         <w:spacing w:line="240" w:lineRule="auto"/>
         <w:ind w:hanging="371"/>
+        <w:jc w:val="both"/>
         <w:rPr>
           <w:rFonts w:ascii="Times New Roman" w:hAnsi="Times New Roman" w:cs="Times New Roman"/>
           <w:lang w:val="id-ID"/>
@@ -5186,6 +5484,7 @@
         </w:numPr>
         <w:spacing w:line="240" w:lineRule="auto"/>
         <w:ind w:hanging="371"/>
+        <w:jc w:val="both"/>
         <w:rPr>
           <w:rFonts w:ascii="Times New Roman" w:hAnsi="Times New Roman" w:cs="Times New Roman"/>
           <w:lang w:val="id-ID"/>
@@ -5208,6 +5507,7 @@
         </w:numPr>
         <w:spacing w:line="240" w:lineRule="auto"/>
         <w:ind w:hanging="371"/>
+        <w:jc w:val="both"/>
         <w:rPr>
           <w:rFonts w:ascii="Times New Roman" w:hAnsi="Times New Roman" w:cs="Times New Roman"/>
           <w:lang w:val="id-ID"/>
@@ -5230,6 +5530,7 @@
         </w:numPr>
         <w:spacing w:line="240" w:lineRule="auto"/>
         <w:ind w:hanging="371"/>
+        <w:jc w:val="both"/>
         <w:rPr>
           <w:rFonts w:ascii="Times New Roman" w:hAnsi="Times New Roman" w:cs="Times New Roman"/>
           <w:lang w:val="id-ID"/>
@@ -5252,6 +5553,7 @@
         </w:numPr>
         <w:spacing w:line="240" w:lineRule="auto"/>
         <w:ind w:left="1418"/>
+        <w:jc w:val="both"/>
         <w:rPr>
           <w:rFonts w:ascii="Times New Roman" w:hAnsi="Times New Roman" w:cs="Times New Roman"/>
           <w:lang w:val="id-ID"/>
@@ -5274,6 +5576,7 @@
         </w:numPr>
         <w:spacing w:line="240" w:lineRule="auto"/>
         <w:ind w:left="1418"/>
+        <w:jc w:val="both"/>
         <w:rPr>
           <w:rFonts w:ascii="Times New Roman" w:hAnsi="Times New Roman" w:cs="Times New Roman"/>
           <w:lang w:val="id-ID"/>
@@ -5295,6 +5598,7 @@
           <w:numId w:val="8"/>
         </w:numPr>
         <w:spacing w:line="240" w:lineRule="auto"/>
+        <w:jc w:val="both"/>
         <w:rPr>
           <w:rFonts w:ascii="Times New Roman" w:hAnsi="Times New Roman" w:cs="Times New Roman"/>
           <w:lang w:val="id-ID"/>
@@ -5331,6 +5635,7 @@
         </w:numPr>
         <w:spacing w:line="240" w:lineRule="auto"/>
         <w:ind w:hanging="371"/>
+        <w:jc w:val="both"/>
         <w:rPr>
           <w:rFonts w:ascii="Times New Roman" w:hAnsi="Times New Roman" w:cs="Times New Roman"/>
           <w:lang w:val="id-ID"/>
@@ -5353,6 +5658,7 @@
         </w:numPr>
         <w:spacing w:line="240" w:lineRule="auto"/>
         <w:ind w:hanging="371"/>
+        <w:jc w:val="both"/>
         <w:rPr>
           <w:rFonts w:ascii="Times New Roman" w:hAnsi="Times New Roman" w:cs="Times New Roman"/>
           <w:lang w:val="id-ID"/>
@@ -5375,6 +5681,7 @@
         </w:numPr>
         <w:spacing w:line="240" w:lineRule="auto"/>
         <w:ind w:hanging="371"/>
+        <w:jc w:val="both"/>
         <w:rPr>
           <w:rFonts w:ascii="Times New Roman" w:hAnsi="Times New Roman" w:cs="Times New Roman"/>
           <w:lang w:val="id-ID"/>
@@ -5396,6 +5703,7 @@
           <w:numId w:val="8"/>
         </w:numPr>
         <w:spacing w:line="240" w:lineRule="auto"/>
+        <w:jc w:val="both"/>
         <w:rPr>
           <w:rFonts w:ascii="Times New Roman" w:hAnsi="Times New Roman" w:cs="Times New Roman"/>
           <w:lang w:val="id-ID"/>
@@ -5425,6 +5733,7 @@
         </w:numPr>
         <w:spacing w:line="240" w:lineRule="auto"/>
         <w:ind w:hanging="371"/>
+        <w:jc w:val="both"/>
         <w:rPr>
           <w:rFonts w:ascii="Times New Roman" w:hAnsi="Times New Roman" w:cs="Times New Roman"/>
           <w:lang w:val="id-ID"/>
@@ -5447,6 +5756,7 @@
         </w:numPr>
         <w:spacing w:line="240" w:lineRule="auto"/>
         <w:ind w:hanging="371"/>
+        <w:jc w:val="both"/>
         <w:rPr>
           <w:rFonts w:ascii="Times New Roman" w:hAnsi="Times New Roman" w:cs="Times New Roman"/>
           <w:lang w:val="id-ID"/>
@@ -5463,6 +5773,7 @@
     <w:p>
       <w:pPr>
         <w:spacing w:line="240" w:lineRule="auto"/>
+        <w:jc w:val="both"/>
         <w:rPr>
           <w:rFonts w:ascii="Times New Roman" w:hAnsi="Times New Roman" w:cs="Times New Roman"/>
           <w:b/>
@@ -5518,7 +5829,7 @@
           <w:p>
             <w:pPr>
               <w:spacing w:after="0" w:line="240" w:lineRule="auto"/>
-              <w:jc w:val="center"/>
+              <w:jc w:val="both"/>
               <w:rPr>
                 <w:rFonts w:ascii="Times New Roman" w:hAnsi="Times New Roman" w:cs="Times New Roman"/>
               </w:rPr>
@@ -5563,7 +5874,7 @@
           <w:p>
             <w:pPr>
               <w:spacing w:after="0" w:line="240" w:lineRule="auto"/>
-              <w:jc w:val="center"/>
+              <w:jc w:val="both"/>
               <w:rPr>
                 <w:rFonts w:ascii="Times New Roman" w:hAnsi="Times New Roman" w:cs="Times New Roman"/>
               </w:rPr>
@@ -5599,6 +5910,7 @@
           <w:p>
             <w:pPr>
               <w:spacing w:after="0" w:line="240" w:lineRule="auto"/>
+              <w:jc w:val="both"/>
               <w:rPr>
                 <w:rFonts w:ascii="Times New Roman" w:hAnsi="Times New Roman" w:cs="Times New Roman"/>
               </w:rPr>
@@ -5627,7 +5939,7 @@
           <w:p>
             <w:pPr>
               <w:spacing w:after="0" w:line="240" w:lineRule="auto"/>
-              <w:jc w:val="center"/>
+              <w:jc w:val="both"/>
               <w:rPr>
                 <w:rFonts w:ascii="Times New Roman" w:hAnsi="Times New Roman" w:cs="Times New Roman"/>
               </w:rPr>
@@ -5661,6 +5973,7 @@
           <w:p>
             <w:pPr>
               <w:spacing w:after="0" w:line="240" w:lineRule="auto"/>
+              <w:jc w:val="both"/>
               <w:rPr>
                 <w:rFonts w:ascii="Times New Roman" w:hAnsi="Times New Roman" w:cs="Times New Roman"/>
               </w:rPr>
@@ -5697,7 +6010,7 @@
           <w:p>
             <w:pPr>
               <w:spacing w:after="0" w:line="240" w:lineRule="auto"/>
-              <w:jc w:val="center"/>
+              <w:jc w:val="both"/>
               <w:rPr>
                 <w:rFonts w:ascii="Times New Roman" w:hAnsi="Times New Roman" w:cs="Times New Roman"/>
               </w:rPr>
@@ -5731,6 +6044,7 @@
           <w:p>
             <w:pPr>
               <w:spacing w:after="0" w:line="240" w:lineRule="auto"/>
+              <w:jc w:val="both"/>
               <w:rPr>
                 <w:rFonts w:ascii="Times New Roman" w:hAnsi="Times New Roman" w:cs="Times New Roman"/>
               </w:rPr>
@@ -5767,7 +6081,7 @@
           <w:p>
             <w:pPr>
               <w:spacing w:after="0" w:line="240" w:lineRule="auto"/>
-              <w:jc w:val="center"/>
+              <w:jc w:val="both"/>
               <w:rPr>
                 <w:rFonts w:ascii="Times New Roman" w:hAnsi="Times New Roman" w:cs="Times New Roman"/>
               </w:rPr>
@@ -5801,6 +6115,7 @@
           <w:p>
             <w:pPr>
               <w:spacing w:after="0" w:line="240" w:lineRule="auto"/>
+              <w:jc w:val="both"/>
               <w:rPr>
                 <w:rFonts w:ascii="Times New Roman" w:hAnsi="Times New Roman" w:cs="Times New Roman"/>
               </w:rPr>
@@ -5837,7 +6152,7 @@
           <w:p>
             <w:pPr>
               <w:spacing w:after="0" w:line="240" w:lineRule="auto"/>
-              <w:jc w:val="center"/>
+              <w:jc w:val="both"/>
               <w:rPr>
                 <w:rFonts w:ascii="Times New Roman" w:hAnsi="Times New Roman" w:cs="Times New Roman"/>
               </w:rPr>
@@ -5871,6 +6186,7 @@
           <w:p>
             <w:pPr>
               <w:spacing w:after="0" w:line="240" w:lineRule="auto"/>
+              <w:jc w:val="both"/>
               <w:rPr>
                 <w:rFonts w:ascii="Times New Roman" w:hAnsi="Times New Roman" w:cs="Times New Roman"/>
               </w:rPr>
@@ -5907,7 +6223,7 @@
           <w:p>
             <w:pPr>
               <w:spacing w:after="0" w:line="240" w:lineRule="auto"/>
-              <w:jc w:val="center"/>
+              <w:jc w:val="both"/>
               <w:rPr>
                 <w:rFonts w:ascii="Times New Roman" w:hAnsi="Times New Roman" w:cs="Times New Roman"/>
               </w:rPr>
@@ -5941,6 +6257,7 @@
           <w:p>
             <w:pPr>
               <w:spacing w:after="0" w:line="240" w:lineRule="auto"/>
+              <w:jc w:val="both"/>
               <w:rPr>
                 <w:rFonts w:ascii="Times New Roman" w:hAnsi="Times New Roman" w:cs="Times New Roman"/>
               </w:rPr>
@@ -5985,7 +6302,7 @@
           <w:p>
             <w:pPr>
               <w:spacing w:after="0" w:line="240" w:lineRule="auto"/>
-              <w:jc w:val="center"/>
+              <w:jc w:val="both"/>
               <w:rPr>
                 <w:rFonts w:ascii="Times New Roman" w:hAnsi="Times New Roman" w:cs="Times New Roman"/>
               </w:rPr>
@@ -6019,6 +6336,7 @@
           <w:p>
             <w:pPr>
               <w:spacing w:after="0" w:line="240" w:lineRule="auto"/>
+              <w:jc w:val="both"/>
               <w:rPr>
                 <w:rFonts w:ascii="Times New Roman" w:hAnsi="Times New Roman" w:cs="Times New Roman"/>
               </w:rPr>
@@ -6063,7 +6381,7 @@
           <w:p>
             <w:pPr>
               <w:spacing w:after="0" w:line="240" w:lineRule="auto"/>
-              <w:jc w:val="center"/>
+              <w:jc w:val="both"/>
               <w:rPr>
                 <w:rFonts w:ascii="Times New Roman" w:hAnsi="Times New Roman" w:cs="Times New Roman"/>
               </w:rPr>
@@ -6096,6 +6414,7 @@
           <w:p>
             <w:pPr>
               <w:spacing w:after="0" w:line="240" w:lineRule="auto"/>
+              <w:jc w:val="both"/>
               <w:rPr>
                 <w:rFonts w:ascii="Times New Roman" w:hAnsi="Times New Roman" w:cs="Times New Roman"/>
               </w:rPr>
@@ -6117,7 +6436,7 @@
           <w:p>
             <w:pPr>
               <w:spacing w:after="0" w:line="240" w:lineRule="auto"/>
-              <w:jc w:val="center"/>
+              <w:jc w:val="both"/>
               <w:rPr>
                 <w:rFonts w:ascii="Times New Roman" w:hAnsi="Times New Roman" w:cs="Times New Roman"/>
               </w:rPr>
@@ -6145,6 +6464,7 @@
           <w:p>
             <w:pPr>
               <w:spacing w:after="0" w:line="240" w:lineRule="auto"/>
+              <w:jc w:val="both"/>
               <w:rPr>
                 <w:rFonts w:ascii="Times New Roman" w:hAnsi="Times New Roman" w:cs="Times New Roman"/>
               </w:rPr>
@@ -6189,7 +6509,7 @@
           <w:p>
             <w:pPr>
               <w:spacing w:after="0" w:line="240" w:lineRule="auto"/>
-              <w:jc w:val="center"/>
+              <w:jc w:val="both"/>
               <w:rPr>
                 <w:rFonts w:ascii="Times New Roman" w:hAnsi="Times New Roman" w:cs="Times New Roman"/>
               </w:rPr>
@@ -6223,6 +6543,7 @@
           <w:p>
             <w:pPr>
               <w:spacing w:after="0" w:line="240" w:lineRule="auto"/>
+              <w:jc w:val="both"/>
               <w:rPr>
                 <w:rFonts w:ascii="Times New Roman" w:hAnsi="Times New Roman" w:cs="Times New Roman"/>
               </w:rPr>
@@ -6267,7 +6588,7 @@
           <w:p>
             <w:pPr>
               <w:spacing w:after="0" w:line="240" w:lineRule="auto"/>
-              <w:jc w:val="center"/>
+              <w:jc w:val="both"/>
               <w:rPr>
                 <w:rFonts w:ascii="Times New Roman" w:hAnsi="Times New Roman" w:cs="Times New Roman"/>
               </w:rPr>
@@ -6301,6 +6622,7 @@
           <w:p>
             <w:pPr>
               <w:spacing w:after="0" w:line="240" w:lineRule="auto"/>
+              <w:jc w:val="both"/>
               <w:rPr>
                 <w:rFonts w:ascii="Times New Roman" w:hAnsi="Times New Roman" w:cs="Times New Roman"/>
               </w:rPr>
@@ -6345,7 +6667,7 @@
           <w:p>
             <w:pPr>
               <w:spacing w:after="0" w:line="240" w:lineRule="auto"/>
-              <w:jc w:val="center"/>
+              <w:jc w:val="both"/>
               <w:rPr>
                 <w:rFonts w:ascii="Times New Roman" w:hAnsi="Times New Roman" w:cs="Times New Roman"/>
               </w:rPr>
@@ -6362,6 +6684,7 @@
     </w:tbl>
     <w:p>
       <w:pPr>
+        <w:jc w:val="both"/>
         <w:rPr>
           <w:rFonts w:ascii="Times New Roman" w:hAnsi="Times New Roman" w:cs="Times New Roman"/>
           <w:color w:val="EE0000"/>
@@ -6412,6 +6735,7 @@
     <w:p>
       <w:pPr>
         <w:ind w:left="426"/>
+        <w:jc w:val="both"/>
         <w:rPr>
           <w:rFonts w:ascii="Times New Roman" w:hAnsi="Times New Roman" w:cs="Times New Roman"/>
           <w:lang w:val="id-ID"/>
@@ -6419,7 +6743,7 @@
       </w:pPr>
     </w:p>
     <w:sectPr>
-      <w:footerReference w:type="default" r:id="rId22"/>
+      <w:footerReference w:type="default" r:id="rId25"/>
       <w:pgSz w:w="11906" w:h="16838"/>
       <w:pgMar w:top="1440" w:right="1800" w:bottom="1440" w:left="1800" w:header="708" w:footer="708" w:gutter="0"/>
       <w:pgNumType w:start="1"/>
@@ -7187,6 +7511,95 @@
     </w:lvl>
   </w:abstractNum>
   <w:abstractNum w:abstractNumId="6" w15:restartNumberingAfterBreak="0">
+    <w:nsid w:val="2B9125F9"/>
+    <w:multiLevelType w:val="hybridMultilevel"/>
+    <w:tmpl w:val="03B6A1C0"/>
+    <w:lvl w:ilvl="0" w:tplc="0409000F">
+      <w:start w:val="1"/>
+      <w:numFmt w:val="decimal"/>
+      <w:lvlText w:val="%1."/>
+      <w:lvlJc w:val="left"/>
+      <w:pPr>
+        <w:ind w:left="720" w:hanging="360"/>
+      </w:pPr>
+      <w:rPr>
+        <w:rFonts w:hint="default"/>
+      </w:rPr>
+    </w:lvl>
+    <w:lvl w:ilvl="1" w:tplc="04090019" w:tentative="1">
+      <w:start w:val="1"/>
+      <w:numFmt w:val="lowerLetter"/>
+      <w:lvlText w:val="%2."/>
+      <w:lvlJc w:val="left"/>
+      <w:pPr>
+        <w:ind w:left="1440" w:hanging="360"/>
+      </w:pPr>
+    </w:lvl>
+    <w:lvl w:ilvl="2" w:tplc="0409001B" w:tentative="1">
+      <w:start w:val="1"/>
+      <w:numFmt w:val="lowerRoman"/>
+      <w:lvlText w:val="%3."/>
+      <w:lvlJc w:val="right"/>
+      <w:pPr>
+        <w:ind w:left="2160" w:hanging="180"/>
+      </w:pPr>
+    </w:lvl>
+    <w:lvl w:ilvl="3" w:tplc="0409000F" w:tentative="1">
+      <w:start w:val="1"/>
+      <w:numFmt w:val="decimal"/>
+      <w:lvlText w:val="%4."/>
+      <w:lvlJc w:val="left"/>
+      <w:pPr>
+        <w:ind w:left="2880" w:hanging="360"/>
+      </w:pPr>
+    </w:lvl>
+    <w:lvl w:ilvl="4" w:tplc="04090019" w:tentative="1">
+      <w:start w:val="1"/>
+      <w:numFmt w:val="lowerLetter"/>
+      <w:lvlText w:val="%5."/>
+      <w:lvlJc w:val="left"/>
+      <w:pPr>
+        <w:ind w:left="3600" w:hanging="360"/>
+      </w:pPr>
+    </w:lvl>
+    <w:lvl w:ilvl="5" w:tplc="0409001B" w:tentative="1">
+      <w:start w:val="1"/>
+      <w:numFmt w:val="lowerRoman"/>
+      <w:lvlText w:val="%6."/>
+      <w:lvlJc w:val="right"/>
+      <w:pPr>
+        <w:ind w:left="4320" w:hanging="180"/>
+      </w:pPr>
+    </w:lvl>
+    <w:lvl w:ilvl="6" w:tplc="0409000F" w:tentative="1">
+      <w:start w:val="1"/>
+      <w:numFmt w:val="decimal"/>
+      <w:lvlText w:val="%7."/>
+      <w:lvlJc w:val="left"/>
+      <w:pPr>
+        <w:ind w:left="5040" w:hanging="360"/>
+      </w:pPr>
+    </w:lvl>
+    <w:lvl w:ilvl="7" w:tplc="04090019" w:tentative="1">
+      <w:start w:val="1"/>
+      <w:numFmt w:val="lowerLetter"/>
+      <w:lvlText w:val="%8."/>
+      <w:lvlJc w:val="left"/>
+      <w:pPr>
+        <w:ind w:left="5760" w:hanging="360"/>
+      </w:pPr>
+    </w:lvl>
+    <w:lvl w:ilvl="8" w:tplc="0409001B" w:tentative="1">
+      <w:start w:val="1"/>
+      <w:numFmt w:val="lowerRoman"/>
+      <w:lvlText w:val="%9."/>
+      <w:lvlJc w:val="right"/>
+      <w:pPr>
+        <w:ind w:left="6480" w:hanging="180"/>
+      </w:pPr>
+    </w:lvl>
+  </w:abstractNum>
+  <w:abstractNum w:abstractNumId="7" w15:restartNumberingAfterBreak="0">
     <w:nsid w:val="2EBC13DA"/>
     <w:multiLevelType w:val="hybridMultilevel"/>
     <w:tmpl w:val="42C4D9EC"/>
@@ -7275,7 +7688,7 @@
       </w:pPr>
     </w:lvl>
   </w:abstractNum>
-  <w:abstractNum w:abstractNumId="7" w15:restartNumberingAfterBreak="0">
+  <w:abstractNum w:abstractNumId="8" w15:restartNumberingAfterBreak="0">
     <w:nsid w:val="31E2741A"/>
     <w:multiLevelType w:val="multilevel"/>
     <w:tmpl w:val="1828F500"/>
@@ -7398,7 +7811,96 @@
       </w:rPr>
     </w:lvl>
   </w:abstractNum>
-  <w:abstractNum w:abstractNumId="8" w15:restartNumberingAfterBreak="0">
+  <w:abstractNum w:abstractNumId="9" w15:restartNumberingAfterBreak="0">
+    <w:nsid w:val="44884D55"/>
+    <w:multiLevelType w:val="hybridMultilevel"/>
+    <w:tmpl w:val="0B286140"/>
+    <w:lvl w:ilvl="0" w:tplc="0409000F">
+      <w:start w:val="1"/>
+      <w:numFmt w:val="decimal"/>
+      <w:lvlText w:val="%1."/>
+      <w:lvlJc w:val="left"/>
+      <w:pPr>
+        <w:ind w:left="720" w:hanging="360"/>
+      </w:pPr>
+      <w:rPr>
+        <w:rFonts w:hint="default"/>
+      </w:rPr>
+    </w:lvl>
+    <w:lvl w:ilvl="1" w:tplc="04090019" w:tentative="1">
+      <w:start w:val="1"/>
+      <w:numFmt w:val="lowerLetter"/>
+      <w:lvlText w:val="%2."/>
+      <w:lvlJc w:val="left"/>
+      <w:pPr>
+        <w:ind w:left="1440" w:hanging="360"/>
+      </w:pPr>
+    </w:lvl>
+    <w:lvl w:ilvl="2" w:tplc="0409001B" w:tentative="1">
+      <w:start w:val="1"/>
+      <w:numFmt w:val="lowerRoman"/>
+      <w:lvlText w:val="%3."/>
+      <w:lvlJc w:val="right"/>
+      <w:pPr>
+        <w:ind w:left="2160" w:hanging="180"/>
+      </w:pPr>
+    </w:lvl>
+    <w:lvl w:ilvl="3" w:tplc="0409000F" w:tentative="1">
+      <w:start w:val="1"/>
+      <w:numFmt w:val="decimal"/>
+      <w:lvlText w:val="%4."/>
+      <w:lvlJc w:val="left"/>
+      <w:pPr>
+        <w:ind w:left="2880" w:hanging="360"/>
+      </w:pPr>
+    </w:lvl>
+    <w:lvl w:ilvl="4" w:tplc="04090019" w:tentative="1">
+      <w:start w:val="1"/>
+      <w:numFmt w:val="lowerLetter"/>
+      <w:lvlText w:val="%5."/>
+      <w:lvlJc w:val="left"/>
+      <w:pPr>
+        <w:ind w:left="3600" w:hanging="360"/>
+      </w:pPr>
+    </w:lvl>
+    <w:lvl w:ilvl="5" w:tplc="0409001B" w:tentative="1">
+      <w:start w:val="1"/>
+      <w:numFmt w:val="lowerRoman"/>
+      <w:lvlText w:val="%6."/>
+      <w:lvlJc w:val="right"/>
+      <w:pPr>
+        <w:ind w:left="4320" w:hanging="180"/>
+      </w:pPr>
+    </w:lvl>
+    <w:lvl w:ilvl="6" w:tplc="0409000F" w:tentative="1">
+      <w:start w:val="1"/>
+      <w:numFmt w:val="decimal"/>
+      <w:lvlText w:val="%7."/>
+      <w:lvlJc w:val="left"/>
+      <w:pPr>
+        <w:ind w:left="5040" w:hanging="360"/>
+      </w:pPr>
+    </w:lvl>
+    <w:lvl w:ilvl="7" w:tplc="04090019" w:tentative="1">
+      <w:start w:val="1"/>
+      <w:numFmt w:val="lowerLetter"/>
+      <w:lvlText w:val="%8."/>
+      <w:lvlJc w:val="left"/>
+      <w:pPr>
+        <w:ind w:left="5760" w:hanging="360"/>
+      </w:pPr>
+    </w:lvl>
+    <w:lvl w:ilvl="8" w:tplc="0409001B" w:tentative="1">
+      <w:start w:val="1"/>
+      <w:numFmt w:val="lowerRoman"/>
+      <w:lvlText w:val="%9."/>
+      <w:lvlJc w:val="right"/>
+      <w:pPr>
+        <w:ind w:left="6480" w:hanging="180"/>
+      </w:pPr>
+    </w:lvl>
+  </w:abstractNum>
+  <w:abstractNum w:abstractNumId="10" w15:restartNumberingAfterBreak="0">
     <w:nsid w:val="468D5BC7"/>
     <w:multiLevelType w:val="hybridMultilevel"/>
     <w:tmpl w:val="3CE4864A"/>
@@ -7510,7 +8012,7 @@
       </w:rPr>
     </w:lvl>
   </w:abstractNum>
-  <w:abstractNum w:abstractNumId="9" w15:restartNumberingAfterBreak="0">
+  <w:abstractNum w:abstractNumId="11" w15:restartNumberingAfterBreak="0">
     <w:nsid w:val="49A866E6"/>
     <w:multiLevelType w:val="hybridMultilevel"/>
     <w:tmpl w:val="559A8D78"/>
@@ -7599,7 +8101,7 @@
       </w:pPr>
     </w:lvl>
   </w:abstractNum>
-  <w:abstractNum w:abstractNumId="10" w15:restartNumberingAfterBreak="0">
+  <w:abstractNum w:abstractNumId="12" w15:restartNumberingAfterBreak="0">
     <w:nsid w:val="4BEA1C2C"/>
     <w:multiLevelType w:val="multilevel"/>
     <w:tmpl w:val="C4DE1108"/>
@@ -7712,7 +8214,7 @@
       </w:rPr>
     </w:lvl>
   </w:abstractNum>
-  <w:abstractNum w:abstractNumId="11" w15:restartNumberingAfterBreak="0">
+  <w:abstractNum w:abstractNumId="13" w15:restartNumberingAfterBreak="0">
     <w:nsid w:val="4F023DB8"/>
     <w:multiLevelType w:val="hybridMultilevel"/>
     <w:tmpl w:val="115EAD5E"/>
@@ -7801,7 +8303,7 @@
       </w:pPr>
     </w:lvl>
   </w:abstractNum>
-  <w:abstractNum w:abstractNumId="12" w15:restartNumberingAfterBreak="0">
+  <w:abstractNum w:abstractNumId="14" w15:restartNumberingAfterBreak="0">
     <w:nsid w:val="5A484A98"/>
     <w:multiLevelType w:val="hybridMultilevel"/>
     <w:tmpl w:val="D79ACDD4"/>
@@ -7914,7 +8416,120 @@
       </w:rPr>
     </w:lvl>
   </w:abstractNum>
-  <w:abstractNum w:abstractNumId="13" w15:restartNumberingAfterBreak="0">
+  <w:abstractNum w:abstractNumId="15" w15:restartNumberingAfterBreak="0">
+    <w:nsid w:val="674C1792"/>
+    <w:multiLevelType w:val="hybridMultilevel"/>
+    <w:tmpl w:val="D9E23C06"/>
+    <w:lvl w:ilvl="0" w:tplc="F810076A">
+      <w:start w:val="2"/>
+      <w:numFmt w:val="bullet"/>
+      <w:lvlText w:val="-"/>
+      <w:lvlJc w:val="left"/>
+      <w:pPr>
+        <w:ind w:left="720" w:hanging="360"/>
+      </w:pPr>
+      <w:rPr>
+        <w:rFonts w:ascii="Aptos" w:eastAsiaTheme="minorHAnsi" w:hAnsi="Aptos" w:cstheme="minorBidi" w:hint="default"/>
+      </w:rPr>
+    </w:lvl>
+    <w:lvl w:ilvl="1" w:tplc="04090003" w:tentative="1">
+      <w:start w:val="1"/>
+      <w:numFmt w:val="bullet"/>
+      <w:lvlText w:val="o"/>
+      <w:lvlJc w:val="left"/>
+      <w:pPr>
+        <w:ind w:left="1440" w:hanging="360"/>
+      </w:pPr>
+      <w:rPr>
+        <w:rFonts w:ascii="Courier New" w:hAnsi="Courier New" w:cs="Courier New" w:hint="default"/>
+      </w:rPr>
+    </w:lvl>
+    <w:lvl w:ilvl="2" w:tplc="04090005" w:tentative="1">
+      <w:start w:val="1"/>
+      <w:numFmt w:val="bullet"/>
+      <w:lvlText w:val=""/>
+      <w:lvlJc w:val="left"/>
+      <w:pPr>
+        <w:ind w:left="2160" w:hanging="360"/>
+      </w:pPr>
+      <w:rPr>
+        <w:rFonts w:ascii="Wingdings" w:hAnsi="Wingdings" w:hint="default"/>
+      </w:rPr>
+    </w:lvl>
+    <w:lvl w:ilvl="3" w:tplc="04090001" w:tentative="1">
+      <w:start w:val="1"/>
+      <w:numFmt w:val="bullet"/>
+      <w:lvlText w:val=""/>
+      <w:lvlJc w:val="left"/>
+      <w:pPr>
+        <w:ind w:left="2880" w:hanging="360"/>
+      </w:pPr>
+      <w:rPr>
+        <w:rFonts w:ascii="Symbol" w:hAnsi="Symbol" w:hint="default"/>
+      </w:rPr>
+    </w:lvl>
+    <w:lvl w:ilvl="4" w:tplc="04090003" w:tentative="1">
+      <w:start w:val="1"/>
+      <w:numFmt w:val="bullet"/>
+      <w:lvlText w:val="o"/>
+      <w:lvlJc w:val="left"/>
+      <w:pPr>
+        <w:ind w:left="3600" w:hanging="360"/>
+      </w:pPr>
+      <w:rPr>
+        <w:rFonts w:ascii="Courier New" w:hAnsi="Courier New" w:cs="Courier New" w:hint="default"/>
+      </w:rPr>
+    </w:lvl>
+    <w:lvl w:ilvl="5" w:tplc="04090005" w:tentative="1">
+      <w:start w:val="1"/>
+      <w:numFmt w:val="bullet"/>
+      <w:lvlText w:val=""/>
+      <w:lvlJc w:val="left"/>
+      <w:pPr>
+        <w:ind w:left="4320" w:hanging="360"/>
+      </w:pPr>
+      <w:rPr>
+        <w:rFonts w:ascii="Wingdings" w:hAnsi="Wingdings" w:hint="default"/>
+      </w:rPr>
+    </w:lvl>
+    <w:lvl w:ilvl="6" w:tplc="04090001" w:tentative="1">
+      <w:start w:val="1"/>
+      <w:numFmt w:val="bullet"/>
+      <w:lvlText w:val=""/>
+      <w:lvlJc w:val="left"/>
+      <w:pPr>
+        <w:ind w:left="5040" w:hanging="360"/>
+      </w:pPr>
+      <w:rPr>
+        <w:rFonts w:ascii="Symbol" w:hAnsi="Symbol" w:hint="default"/>
+      </w:rPr>
+    </w:lvl>
+    <w:lvl w:ilvl="7" w:tplc="04090003" w:tentative="1">
+      <w:start w:val="1"/>
+      <w:numFmt w:val="bullet"/>
+      <w:lvlText w:val="o"/>
+      <w:lvlJc w:val="left"/>
+      <w:pPr>
+        <w:ind w:left="5760" w:hanging="360"/>
+      </w:pPr>
+      <w:rPr>
+        <w:rFonts w:ascii="Courier New" w:hAnsi="Courier New" w:cs="Courier New" w:hint="default"/>
+      </w:rPr>
+    </w:lvl>
+    <w:lvl w:ilvl="8" w:tplc="04090005" w:tentative="1">
+      <w:start w:val="1"/>
+      <w:numFmt w:val="bullet"/>
+      <w:lvlText w:val=""/>
+      <w:lvlJc w:val="left"/>
+      <w:pPr>
+        <w:ind w:left="6480" w:hanging="360"/>
+      </w:pPr>
+      <w:rPr>
+        <w:rFonts w:ascii="Wingdings" w:hAnsi="Wingdings" w:hint="default"/>
+      </w:rPr>
+    </w:lvl>
+  </w:abstractNum>
+  <w:abstractNum w:abstractNumId="16" w15:restartNumberingAfterBreak="0">
     <w:nsid w:val="73A965B9"/>
     <w:multiLevelType w:val="hybridMultilevel"/>
     <w:tmpl w:val="3A10FD4E"/>
@@ -8004,16 +8619,16 @@
     </w:lvl>
   </w:abstractNum>
   <w:num w:numId="1" w16cid:durableId="1771854970">
-    <w:abstractNumId w:val="10"/>
+    <w:abstractNumId w:val="12"/>
   </w:num>
   <w:num w:numId="2" w16cid:durableId="993413569">
-    <w:abstractNumId w:val="7"/>
+    <w:abstractNumId w:val="8"/>
   </w:num>
   <w:num w:numId="3" w16cid:durableId="627004779">
-    <w:abstractNumId w:val="9"/>
+    <w:abstractNumId w:val="11"/>
   </w:num>
   <w:num w:numId="4" w16cid:durableId="1101492433">
-    <w:abstractNumId w:val="12"/>
+    <w:abstractNumId w:val="14"/>
   </w:num>
   <w:num w:numId="5" w16cid:durableId="341513398">
     <w:abstractNumId w:val="3"/>
@@ -8025,16 +8640,16 @@
     <w:abstractNumId w:val="2"/>
   </w:num>
   <w:num w:numId="8" w16cid:durableId="477381213">
-    <w:abstractNumId w:val="6"/>
+    <w:abstractNumId w:val="7"/>
   </w:num>
   <w:num w:numId="9" w16cid:durableId="1525632263">
-    <w:abstractNumId w:val="8"/>
+    <w:abstractNumId w:val="10"/>
   </w:num>
   <w:num w:numId="10" w16cid:durableId="1126892640">
     <w:abstractNumId w:val="1"/>
   </w:num>
   <w:num w:numId="11" w16cid:durableId="1924139465">
-    <w:abstractNumId w:val="11"/>
+    <w:abstractNumId w:val="13"/>
   </w:num>
   <w:num w:numId="12" w16cid:durableId="1841038779">
     <w:abstractNumId w:val="0"/>
@@ -8043,7 +8658,16 @@
     <w:abstractNumId w:val="5"/>
   </w:num>
   <w:num w:numId="14" w16cid:durableId="529802476">
-    <w:abstractNumId w:val="13"/>
+    <w:abstractNumId w:val="16"/>
+  </w:num>
+  <w:num w:numId="15" w16cid:durableId="97871935">
+    <w:abstractNumId w:val="9"/>
+  </w:num>
+  <w:num w:numId="16" w16cid:durableId="1373651024">
+    <w:abstractNumId w:val="15"/>
+  </w:num>
+  <w:num w:numId="17" w16cid:durableId="1830512199">
+    <w:abstractNumId w:val="6"/>
   </w:num>
 </w:numbering>
 </file>
@@ -8655,7 +9279,6 @@
   <w:style w:type="character" w:default="1" w:styleId="DefaultParagraphFont">
     <w:name w:val="Default Paragraph Font"/>
     <w:uiPriority w:val="1"/>
-    <w:semiHidden/>
     <w:unhideWhenUsed/>
   </w:style>
   <w:style w:type="table" w:default="1" w:styleId="TableNormal">
